--- a/学号_姓名_报告.docx
+++ b/学号_姓名_报告.docx
@@ -2,7 +2,6 @@
 <file path=word/document.xml><?xml version="1.0" encoding="utf-8"?>
 <w:document xmlns:wpc="http://schemas.microsoft.com/office/word/2010/wordprocessingCanvas" xmlns:mo="http://schemas.microsoft.com/office/mac/office/2008/main" xmlns:mc="http://schemas.openxmlformats.org/markup-compatibility/2006" xmlns:mv="urn:schemas-microsoft-com:mac:vml" xmlns:o="urn:schemas-microsoft-com:office:office" xmlns:r="http://schemas.openxmlformats.org/officeDocument/2006/relationships" xmlns:m="http://schemas.openxmlformats.org/officeDocument/2006/math" xmlns:v="urn:schemas-microsoft-com:vml" xmlns:wp14="http://schemas.microsoft.com/office/word/2010/wordprocessingDrawing" xmlns:wp="http://schemas.openxmlformats.org/drawingml/2006/wordprocessingDrawing" xmlns:w10="urn:schemas-microsoft-com:office:word" xmlns:w="http://schemas.openxmlformats.org/wordprocessingml/2006/main" xmlns:w14="http://schemas.microsoft.com/office/word/2010/wordml" xmlns:wpg="http://schemas.microsoft.com/office/word/2010/wordprocessingGroup" xmlns:wpi="http://schemas.microsoft.com/office/word/2010/wordprocessingInk" xmlns:wne="http://schemas.microsoft.com/office/word/2006/wordml" xmlns:wps="http://schemas.microsoft.com/office/word/2010/wordprocessingShape" mc:Ignorable="w14 wp14">
   <w:body>
-    <w:p/>
     <w:p/>
     <w:p/>
     <w:p>
@@ -12,10 +11,9 @@
       <w:r>
         <w:rPr>
           <w:b/>
-          <w:color w:val="343965"/>
-          <w:sz w:val="56"/>
+          <w:sz w:val="44"/>
         </w:rPr>
-        <w:t>Android应用开发</w:t>
+        <w:t>移动应用开发期末大作业</w:t>
       </w:r>
     </w:p>
     <w:p>
@@ -25,19 +23,27 @@
       <w:r>
         <w:rPr>
           <w:b/>
-          <w:color w:val="585CE5"/>
-          <w:sz w:val="48"/>
+          <w:sz w:val="40"/>
         </w:rPr>
         <w:t>实验报告</w:t>
       </w:r>
     </w:p>
     <w:p/>
-    <w:p/>
+    <w:p>
+      <w:r>
+        <w:rPr>
+          <w:b/>
+        </w:rPr>
+        <w:t>选题名称：</w:t>
+      </w:r>
+      <w:r>
+        <w:t>WhiteNews新闻应用</w:t>
+      </w:r>
+    </w:p>
     <w:p/>
     <w:tbl>
       <w:tblPr>
         <w:tblW w:type="auto" w:w="0"/>
-        <w:jc w:val="center"/>
         <w:tblLook w:firstColumn="1" w:firstRow="1" w:lastColumn="0" w:lastRow="0" w:noHBand="0" w:noVBand="1" w:val="04A0"/>
       </w:tblPr>
       <w:tblGrid>
@@ -51,7 +57,10 @@
           </w:tcPr>
           <w:p>
             <w:r>
-              <w:t>实验名称：</w:t>
+              <w:rPr>
+                <w:b/>
+              </w:rPr>
+              <w:t>学号</w:t>
             </w:r>
           </w:p>
         </w:tc>
@@ -61,7 +70,7 @@
           </w:tcPr>
           <w:p>
             <w:r>
-              <w:t>WhiteNews新闻应用开发</w:t>
+              <w:t>【填写学号】</w:t>
             </w:r>
           </w:p>
         </w:tc>
@@ -73,7 +82,10 @@
           </w:tcPr>
           <w:p>
             <w:r>
-              <w:t>课程名称：</w:t>
+              <w:rPr>
+                <w:b/>
+              </w:rPr>
+              <w:t>姓名</w:t>
             </w:r>
           </w:p>
         </w:tc>
@@ -83,7 +95,7 @@
           </w:tcPr>
           <w:p>
             <w:r>
-              <w:t>移动应用开发</w:t>
+              <w:t>【填写姓名】</w:t>
             </w:r>
           </w:p>
         </w:tc>
@@ -95,7 +107,10 @@
           </w:tcPr>
           <w:p>
             <w:r>
-              <w:t>姓    名：</w:t>
+              <w:rPr>
+                <w:b/>
+              </w:rPr>
+              <w:t>班级</w:t>
             </w:r>
           </w:p>
         </w:tc>
@@ -105,7 +120,169 @@
           </w:tcPr>
           <w:p>
             <w:r>
-              <w:t>____________</w:t>
+              <w:t>【填写班级】</w:t>
+            </w:r>
+          </w:p>
+        </w:tc>
+      </w:tr>
+    </w:tbl>
+    <w:p/>
+    <w:p/>
+    <w:p>
+      <w:pPr>
+        <w:jc w:val="center"/>
+      </w:pPr>
+      <w:r>
+        <w:rPr>
+          <w:i/>
+          <w:color w:val="C00000"/>
+        </w:rPr>
+        <w:t>提交命名提醒：报告导出为"学号_姓名_报告.pdf"。</w:t>
+      </w:r>
+    </w:p>
+    <w:p>
+      <w:r>
+        <w:br w:type="page"/>
+      </w:r>
+    </w:p>
+    <w:p>
+      <w:pPr>
+        <w:pStyle w:val="Heading1"/>
+      </w:pPr>
+      <w:r>
+        <w:rPr>
+          <w:color w:val="000000"/>
+        </w:rPr>
+        <w:t>1 项目概述</w:t>
+      </w:r>
+    </w:p>
+    <w:p>
+      <w:pPr>
+        <w:pStyle w:val="Heading2"/>
+      </w:pPr>
+      <w:r>
+        <w:rPr>
+          <w:color w:val="000000"/>
+        </w:rPr>
+        <w:t>1.1 项目背景</w:t>
+      </w:r>
+    </w:p>
+    <w:p>
+      <w:r>
+        <w:t>本项目选择开发一款Android新闻应用WhiteNews，面向大学生和日常需要获取资讯的用户群体。随着移动互联网的快速发展，用户对新闻资讯的获取方式发生了根本变化，从传统的报纸、电视转向手机应用。本应用提供便捷的新闻浏览、搜索和历史记录功能，帮助用户快速获取感兴趣的新闻内容。</w:t>
+      </w:r>
+    </w:p>
+    <w:p>
+      <w:pPr>
+        <w:pStyle w:val="Heading2"/>
+      </w:pPr>
+      <w:r>
+        <w:rPr>
+          <w:color w:val="000000"/>
+        </w:rPr>
+        <w:t>1.2 项目目标</w:t>
+      </w:r>
+    </w:p>
+    <w:p>
+      <w:r>
+        <w:t>实现一个可运行的Android新闻应用，具备以下功能：</w:t>
+      </w:r>
+    </w:p>
+    <w:p>
+      <w:pPr>
+        <w:pStyle w:val="ListBullet"/>
+      </w:pPr>
+      <w:r>
+        <w:t>实现用户注册、登录和密码管理功能，保证用户数据安全。</w:t>
+      </w:r>
+    </w:p>
+    <w:p>
+      <w:pPr>
+        <w:pStyle w:val="ListBullet"/>
+      </w:pPr>
+      <w:r>
+        <w:t>使用SQLite本地数据库保存用户信息和浏览历史记录。</w:t>
+      </w:r>
+    </w:p>
+    <w:p>
+      <w:pPr>
+        <w:pStyle w:val="ListBullet"/>
+      </w:pPr>
+      <w:r>
+        <w:t>通过OkHttp网络请求获取聚合新闻API数据，展示多分类新闻列表。</w:t>
+      </w:r>
+    </w:p>
+    <w:p>
+      <w:pPr>
+        <w:pStyle w:val="ListBullet"/>
+      </w:pPr>
+      <w:r>
+        <w:t>支持新闻关键词搜索，方便用户快速找到感兴趣的内容。</w:t>
+      </w:r>
+    </w:p>
+    <w:p>
+      <w:pPr>
+        <w:pStyle w:val="ListBullet"/>
+      </w:pPr>
+      <w:r>
+        <w:t>记录用户浏览历史，支持按用户隔离数据。</w:t>
+      </w:r>
+    </w:p>
+    <w:p>
+      <w:pPr>
+        <w:pStyle w:val="ListBullet"/>
+      </w:pPr>
+      <w:r>
+        <w:t>应用多个Activity之间的跳转和完整交互流程。</w:t>
+      </w:r>
+    </w:p>
+    <w:p>
+      <w:pPr>
+        <w:pStyle w:val="Heading2"/>
+      </w:pPr>
+      <w:r>
+        <w:rPr>
+          <w:color w:val="000000"/>
+        </w:rPr>
+        <w:t>1.3 开发环境与技术栈</w:t>
+      </w:r>
+    </w:p>
+    <w:tbl>
+      <w:tblPr>
+        <w:tblStyle w:val="TableGrid"/>
+        <w:tblW w:type="auto" w:w="0"/>
+        <w:tblLook w:firstColumn="1" w:firstRow="1" w:lastColumn="0" w:lastRow="0" w:noHBand="0" w:noVBand="1" w:val="04A0"/>
+      </w:tblPr>
+      <w:tblGrid>
+        <w:gridCol w:w="4320"/>
+        <w:gridCol w:w="4320"/>
+      </w:tblGrid>
+      <w:tr>
+        <w:tc>
+          <w:tcPr>
+            <w:tcW w:type="dxa" w:w="4320"/>
+            <w:shd w:fill="D9D9D9"/>
+          </w:tcPr>
+          <w:p>
+            <w:r>
+              <w:rPr>
+                <w:b/>
+              </w:rPr>
+              <w:t>项目</w:t>
+            </w:r>
+          </w:p>
+        </w:tc>
+        <w:tc>
+          <w:tcPr>
+            <w:tcW w:type="dxa" w:w="4320"/>
+            <w:shd w:fill="D9D9D9"/>
+          </w:tcPr>
+          <w:p>
+            <w:r>
+              <w:rPr>
+                <w:b/>
+              </w:rPr>
+              <w:t>内容</w:t>
             </w:r>
           </w:p>
         </w:tc>
@@ -117,7 +294,7 @@
           </w:tcPr>
           <w:p>
             <w:r>
-              <w:t>学    号：</w:t>
+              <w:t>开发工具</w:t>
             </w:r>
           </w:p>
         </w:tc>
@@ -127,7 +304,7 @@
           </w:tcPr>
           <w:p>
             <w:r>
-              <w:t>____________</w:t>
+              <w:t>Android Studio Ladybug 2024.2.2 / Gradle</w:t>
             </w:r>
           </w:p>
         </w:tc>
@@ -139,7 +316,7 @@
           </w:tcPr>
           <w:p>
             <w:r>
-              <w:t>班    级：</w:t>
+              <w:t>开发语言</w:t>
             </w:r>
           </w:p>
         </w:tc>
@@ -149,7 +326,7 @@
           </w:tcPr>
           <w:p>
             <w:r>
-              <w:t>____________</w:t>
+              <w:t>Java</w:t>
             </w:r>
           </w:p>
         </w:tc>
@@ -161,7 +338,7 @@
           </w:tcPr>
           <w:p>
             <w:r>
-              <w:t>指导教师：</w:t>
+              <w:t>界面布局</w:t>
             </w:r>
           </w:p>
         </w:tc>
@@ -171,7 +348,117 @@
           </w:tcPr>
           <w:p>
             <w:r>
-              <w:t>____________</w:t>
+              <w:t>XML布局文件 + Material Design组件</w:t>
+            </w:r>
+          </w:p>
+        </w:tc>
+      </w:tr>
+      <w:tr>
+        <w:tc>
+          <w:tcPr>
+            <w:tcW w:type="dxa" w:w="4320"/>
+          </w:tcPr>
+          <w:p>
+            <w:r>
+              <w:t>应用架构</w:t>
+            </w:r>
+          </w:p>
+        </w:tc>
+        <w:tc>
+          <w:tcPr>
+            <w:tcW w:type="dxa" w:w="4320"/>
+          </w:tcPr>
+          <w:p>
+            <w:r>
+              <w:t>MVC (Model-View-Controller)</w:t>
+            </w:r>
+          </w:p>
+        </w:tc>
+      </w:tr>
+      <w:tr>
+        <w:tc>
+          <w:tcPr>
+            <w:tcW w:type="dxa" w:w="4320"/>
+          </w:tcPr>
+          <w:p>
+            <w:r>
+              <w:t>数据存储</w:t>
+            </w:r>
+          </w:p>
+        </w:tc>
+        <w:tc>
+          <w:tcPr>
+            <w:tcW w:type="dxa" w:w="4320"/>
+          </w:tcPr>
+          <w:p>
+            <w:r>
+              <w:t>SQLite数据库 + SharedPreferences</w:t>
+            </w:r>
+          </w:p>
+        </w:tc>
+      </w:tr>
+      <w:tr>
+        <w:tc>
+          <w:tcPr>
+            <w:tcW w:type="dxa" w:w="4320"/>
+          </w:tcPr>
+          <w:p>
+            <w:r>
+              <w:t>网络请求</w:t>
+            </w:r>
+          </w:p>
+        </w:tc>
+        <w:tc>
+          <w:tcPr>
+            <w:tcW w:type="dxa" w:w="4320"/>
+          </w:tcPr>
+          <w:p>
+            <w:r>
+              <w:t>OkHttp3 + Gson</w:t>
+            </w:r>
+          </w:p>
+        </w:tc>
+      </w:tr>
+      <w:tr>
+        <w:tc>
+          <w:tcPr>
+            <w:tcW w:type="dxa" w:w="4320"/>
+          </w:tcPr>
+          <w:p>
+            <w:r>
+              <w:t>图片加载</w:t>
+            </w:r>
+          </w:p>
+        </w:tc>
+        <w:tc>
+          <w:tcPr>
+            <w:tcW w:type="dxa" w:w="4320"/>
+          </w:tcPr>
+          <w:p>
+            <w:r>
+              <w:t>Glide</w:t>
+            </w:r>
+          </w:p>
+        </w:tc>
+      </w:tr>
+      <w:tr>
+        <w:tc>
+          <w:tcPr>
+            <w:tcW w:type="dxa" w:w="4320"/>
+          </w:tcPr>
+          <w:p>
+            <w:r>
+              <w:t>测试框架</w:t>
+            </w:r>
+          </w:p>
+        </w:tc>
+        <w:tc>
+          <w:tcPr>
+            <w:tcW w:type="dxa" w:w="4320"/>
+          </w:tcPr>
+          <w:p>
+            <w:r>
+              <w:t>JUnit4 + Robolectric</w:t>
             </w:r>
           </w:p>
         </w:tc>
@@ -188,55 +475,9 @@
       </w:pPr>
       <w:r>
         <w:rPr>
-          <w:color w:val="343965"/>
+          <w:color w:val="000000"/>
         </w:rPr>
-        <w:t>一、实验目的</w:t>
-      </w:r>
-    </w:p>
-    <w:p>
-      <w:r>
-        <w:t>本实验旨在通过开发一个完整的Android新闻应用，综合运用课程所学的各项技术点，具体目标包括：</w:t>
-      </w:r>
-    </w:p>
-    <w:p>
-      <w:r>
-        <w:t>1. 掌握Android应用的基本架构设计，包括MVC设计模式的应用；</w:t>
-      </w:r>
-    </w:p>
-    <w:p>
-      <w:r>
-        <w:t>2. 熟练运用SQLite数据库进行本地数据存储，包括数据库的创建、表结构设计、CRUD操作；</w:t>
-      </w:r>
-    </w:p>
-    <w:p>
-      <w:r>
-        <w:t>3. 学习并应用网络编程技术，通过OkHttp实现API接口调用和数据获取；</w:t>
-      </w:r>
-    </w:p>
-    <w:p>
-      <w:r>
-        <w:t>4. 掌握Material Design UI组件的使用，包括RecyclerView、TabLayout、ViewPager2等；</w:t>
-      </w:r>
-    </w:p>
-    <w:p>
-      <w:r>
-        <w:t>5. 理解软件测试的基本方法，包括等价类划分、正交表测试、边界值分析等测试技术；</w:t>
-      </w:r>
-    </w:p>
-    <w:p>
-      <w:r>
-        <w:t>6. 培养团队协作能力，提高软件工程实践能力。</w:t>
-      </w:r>
-    </w:p>
-    <w:p>
-      <w:pPr>
-        <w:pStyle w:val="Heading1"/>
-      </w:pPr>
-      <w:r>
-        <w:rPr>
-          <w:color w:val="343965"/>
-        </w:rPr>
-        <w:t>二、系统需求分析</w:t>
+        <w:t>2 需求分析</w:t>
       </w:r>
     </w:p>
     <w:p>
@@ -245,14 +486,19 @@
       </w:pPr>
       <w:r>
         <w:rPr>
-          <w:color w:val="343965"/>
+          <w:color w:val="000000"/>
         </w:rPr>
-        <w:t>2.1 项目概述</w:t>
+        <w:t>2.1 用户需求</w:t>
       </w:r>
     </w:p>
     <w:p>
       <w:r>
-        <w:t>WhiteNews是一款基于Android原生开发的新闻阅读应用，旨在为用户提供便捷的新闻资讯浏览服务。应用采用Java语言开发，使用SQLite进行本地数据存储，通过聚合新闻API获取实时新闻数据。</w:t>
+        <w:t>目标用户：普通新闻阅读爱好者，需要快速获取资讯的用户群体。</w:t>
+      </w:r>
+    </w:p>
+    <w:p>
+      <w:r>
+        <w:t>使用场景：用户希望通过手机随时浏览新闻，搜索感兴趣的内容，查看阅读历史记录，管理个人账户信息。</w:t>
       </w:r>
     </w:p>
     <w:p>
@@ -261,371 +507,9 @@
       </w:pPr>
       <w:r>
         <w:rPr>
-          <w:color w:val="343965"/>
+          <w:color w:val="000000"/>
         </w:rPr>
         <w:t>2.2 功能需求</w:t>
-      </w:r>
-    </w:p>
-    <w:tbl>
-      <w:tblPr>
-        <w:tblStyle w:val="TableGrid"/>
-        <w:tblW w:type="auto" w:w="0"/>
-        <w:tblLook w:firstColumn="1" w:firstRow="1" w:lastColumn="0" w:lastRow="0" w:noHBand="0" w:noVBand="1" w:val="04A0"/>
-      </w:tblPr>
-      <w:tblGrid>
-        <w:gridCol w:w="2880"/>
-        <w:gridCol w:w="2880"/>
-        <w:gridCol w:w="2880"/>
-      </w:tblGrid>
-      <w:tr>
-        <w:tc>
-          <w:tcPr>
-            <w:tcW w:type="dxa" w:w="2880"/>
-            <w:shd w:fill="585CE5"/>
-          </w:tcPr>
-          <w:p>
-            <w:r>
-              <w:rPr>
-                <w:b/>
-                <w:color w:val="FFFFFF"/>
-                <w:sz w:val="20"/>
-              </w:rPr>
-              <w:t>模块</w:t>
-            </w:r>
-          </w:p>
-        </w:tc>
-        <w:tc>
-          <w:tcPr>
-            <w:tcW w:type="dxa" w:w="2880"/>
-            <w:shd w:fill="585CE5"/>
-          </w:tcPr>
-          <w:p>
-            <w:r>
-              <w:rPr>
-                <w:b/>
-                <w:color w:val="FFFFFF"/>
-                <w:sz w:val="20"/>
-              </w:rPr>
-              <w:t>功能描述</w:t>
-            </w:r>
-          </w:p>
-        </w:tc>
-        <w:tc>
-          <w:tcPr>
-            <w:tcW w:type="dxa" w:w="2880"/>
-            <w:shd w:fill="585CE5"/>
-          </w:tcPr>
-          <w:p>
-            <w:r>
-              <w:rPr>
-                <w:b/>
-                <w:color w:val="FFFFFF"/>
-                <w:sz w:val="20"/>
-              </w:rPr>
-              <w:t>优先级</w:t>
-            </w:r>
-          </w:p>
-        </w:tc>
-      </w:tr>
-      <w:tr>
-        <w:tc>
-          <w:tcPr>
-            <w:tcW w:type="dxa" w:w="2880"/>
-          </w:tcPr>
-          <w:p>
-            <w:r>
-              <w:rPr>
-                <w:sz w:val="18"/>
-              </w:rPr>
-              <w:t>用户管理</w:t>
-            </w:r>
-          </w:p>
-        </w:tc>
-        <w:tc>
-          <w:tcPr>
-            <w:tcW w:type="dxa" w:w="2880"/>
-          </w:tcPr>
-          <w:p>
-            <w:r>
-              <w:rPr>
-                <w:sz w:val="18"/>
-              </w:rPr>
-              <w:t>用户注册、登录、修改密码</w:t>
-            </w:r>
-          </w:p>
-        </w:tc>
-        <w:tc>
-          <w:tcPr>
-            <w:tcW w:type="dxa" w:w="2880"/>
-          </w:tcPr>
-          <w:p>
-            <w:r>
-              <w:rPr>
-                <w:sz w:val="18"/>
-              </w:rPr>
-              <w:t>高</w:t>
-            </w:r>
-          </w:p>
-        </w:tc>
-      </w:tr>
-      <w:tr>
-        <w:tc>
-          <w:tcPr>
-            <w:tcW w:type="dxa" w:w="2880"/>
-          </w:tcPr>
-          <w:p>
-            <w:r>
-              <w:rPr>
-                <w:sz w:val="18"/>
-              </w:rPr>
-              <w:t>新闻浏览</w:t>
-            </w:r>
-          </w:p>
-        </w:tc>
-        <w:tc>
-          <w:tcPr>
-            <w:tcW w:type="dxa" w:w="2880"/>
-          </w:tcPr>
-          <w:p>
-            <w:r>
-              <w:rPr>
-                <w:sz w:val="18"/>
-              </w:rPr>
-              <w:t>分类新闻列表展示、新闻详情查看</w:t>
-            </w:r>
-          </w:p>
-        </w:tc>
-        <w:tc>
-          <w:tcPr>
-            <w:tcW w:type="dxa" w:w="2880"/>
-          </w:tcPr>
-          <w:p>
-            <w:r>
-              <w:rPr>
-                <w:sz w:val="18"/>
-              </w:rPr>
-              <w:t>高</w:t>
-            </w:r>
-          </w:p>
-        </w:tc>
-      </w:tr>
-      <w:tr>
-        <w:tc>
-          <w:tcPr>
-            <w:tcW w:type="dxa" w:w="2880"/>
-          </w:tcPr>
-          <w:p>
-            <w:r>
-              <w:rPr>
-                <w:sz w:val="18"/>
-              </w:rPr>
-              <w:t>新闻搜索</w:t>
-            </w:r>
-          </w:p>
-        </w:tc>
-        <w:tc>
-          <w:tcPr>
-            <w:tcW w:type="dxa" w:w="2880"/>
-          </w:tcPr>
-          <w:p>
-            <w:r>
-              <w:rPr>
-                <w:sz w:val="18"/>
-              </w:rPr>
-              <w:t>关键词搜索新闻内容</w:t>
-            </w:r>
-          </w:p>
-        </w:tc>
-        <w:tc>
-          <w:tcPr>
-            <w:tcW w:type="dxa" w:w="2880"/>
-          </w:tcPr>
-          <w:p>
-            <w:r>
-              <w:rPr>
-                <w:sz w:val="18"/>
-              </w:rPr>
-              <w:t>中</w:t>
-            </w:r>
-          </w:p>
-        </w:tc>
-      </w:tr>
-      <w:tr>
-        <w:tc>
-          <w:tcPr>
-            <w:tcW w:type="dxa" w:w="2880"/>
-          </w:tcPr>
-          <w:p>
-            <w:r>
-              <w:rPr>
-                <w:sz w:val="18"/>
-              </w:rPr>
-              <w:t>历史记录</w:t>
-            </w:r>
-          </w:p>
-        </w:tc>
-        <w:tc>
-          <w:tcPr>
-            <w:tcW w:type="dxa" w:w="2880"/>
-          </w:tcPr>
-          <w:p>
-            <w:r>
-              <w:rPr>
-                <w:sz w:val="18"/>
-              </w:rPr>
-              <w:t>记录用户浏览历史</w:t>
-            </w:r>
-          </w:p>
-        </w:tc>
-        <w:tc>
-          <w:tcPr>
-            <w:tcW w:type="dxa" w:w="2880"/>
-          </w:tcPr>
-          <w:p>
-            <w:r>
-              <w:rPr>
-                <w:sz w:val="18"/>
-              </w:rPr>
-              <w:t>中</w:t>
-            </w:r>
-          </w:p>
-        </w:tc>
-      </w:tr>
-      <w:tr>
-        <w:tc>
-          <w:tcPr>
-            <w:tcW w:type="dxa" w:w="2880"/>
-          </w:tcPr>
-          <w:p>
-            <w:r>
-              <w:rPr>
-                <w:sz w:val="18"/>
-              </w:rPr>
-              <w:t>系统设置</w:t>
-            </w:r>
-          </w:p>
-        </w:tc>
-        <w:tc>
-          <w:tcPr>
-            <w:tcW w:type="dxa" w:w="2880"/>
-          </w:tcPr>
-          <w:p>
-            <w:r>
-              <w:rPr>
-                <w:sz w:val="18"/>
-              </w:rPr>
-              <w:t>关于应用信息展示</w:t>
-            </w:r>
-          </w:p>
-        </w:tc>
-        <w:tc>
-          <w:tcPr>
-            <w:tcW w:type="dxa" w:w="2880"/>
-          </w:tcPr>
-          <w:p>
-            <w:r>
-              <w:rPr>
-                <w:sz w:val="18"/>
-              </w:rPr>
-              <w:t>低</w:t>
-            </w:r>
-          </w:p>
-        </w:tc>
-      </w:tr>
-    </w:tbl>
-    <w:p/>
-    <w:p>
-      <w:pPr>
-        <w:pStyle w:val="Heading2"/>
-      </w:pPr>
-      <w:r>
-        <w:rPr>
-          <w:color w:val="343965"/>
-        </w:rPr>
-        <w:t>2.3 数据需求</w:t>
-      </w:r>
-    </w:p>
-    <w:p>
-      <w:r>
-        <w:t>系统需要存储以下数据：</w:t>
-      </w:r>
-    </w:p>
-    <w:p>
-      <w:r>
-        <w:t>• 用户信息：用户名、密码、昵称、注册时间</w:t>
-      </w:r>
-    </w:p>
-    <w:p>
-      <w:r>
-        <w:t>• 历史记录：用户名、新闻标识、浏览时间</w:t>
-      </w:r>
-    </w:p>
-    <w:p>
-      <w:r>
-        <w:t>• 新闻缓存：新闻标题、内容、来源、发布时间等</w:t>
-      </w:r>
-    </w:p>
-    <w:p>
-      <w:r>
-        <w:br w:type="page"/>
-      </w:r>
-    </w:p>
-    <w:p>
-      <w:pPr>
-        <w:pStyle w:val="Heading1"/>
-      </w:pPr>
-      <w:r>
-        <w:rPr>
-          <w:color w:val="343965"/>
-        </w:rPr>
-        <w:t>三、系统设计</w:t>
-      </w:r>
-    </w:p>
-    <w:p>
-      <w:pPr>
-        <w:pStyle w:val="Heading2"/>
-      </w:pPr>
-      <w:r>
-        <w:rPr>
-          <w:color w:val="343965"/>
-        </w:rPr>
-        <w:t>3.1 系统架构设计</w:t>
-      </w:r>
-    </w:p>
-    <w:p>
-      <w:r>
-        <w:t>本应用采用MVC（Model-View-Controller）架构模式，具体分层如下：</w:t>
-      </w:r>
-    </w:p>
-    <w:p>
-      <w:r>
-        <w:t>• Model层：实体类（UserInfo、NewsInfo、HistoryInfo）和数据库操作类（UserDbHelper、HistoryDbHelper）</w:t>
-      </w:r>
-    </w:p>
-    <w:p>
-      <w:r>
-        <w:t>• View层：XML布局文件和自定义组件，负责界面展示</w:t>
-      </w:r>
-    </w:p>
-    <w:p>
-      <w:r>
-        <w:t>• Controller层：Activity和Fragment，处理业务逻辑和用户交互</w:t>
-      </w:r>
-    </w:p>
-    <w:p>
-      <w:pPr>
-        <w:pStyle w:val="Heading2"/>
-      </w:pPr>
-      <w:r>
-        <w:rPr>
-          <w:color w:val="343965"/>
-        </w:rPr>
-        <w:t>3.2 数据库设计</w:t>
-      </w:r>
-    </w:p>
-    <w:p>
-      <w:r>
-        <w:t>根据需求分析，设计以下数据表：</w:t>
       </w:r>
     </w:p>
     <w:tbl>
@@ -644,64 +528,60 @@
         <w:tc>
           <w:tcPr>
             <w:tcW w:type="dxa" w:w="2160"/>
-            <w:shd w:fill="52C41A"/>
+            <w:shd w:fill="D9D9D9"/>
           </w:tcPr>
           <w:p>
             <w:r>
               <w:rPr>
                 <w:b/>
-                <w:color w:val="FFFFFF"/>
                 <w:sz w:val="20"/>
               </w:rPr>
-              <w:t>表名</w:t>
+              <w:t>功能模块</w:t>
             </w:r>
           </w:p>
         </w:tc>
         <w:tc>
           <w:tcPr>
             <w:tcW w:type="dxa" w:w="2160"/>
-            <w:shd w:fill="52C41A"/>
+            <w:shd w:fill="D9D9D9"/>
           </w:tcPr>
           <w:p>
             <w:r>
               <w:rPr>
                 <w:b/>
-                <w:color w:val="FFFFFF"/>
                 <w:sz w:val="20"/>
               </w:rPr>
-              <w:t>主键</w:t>
+              <w:t>用户操作</w:t>
             </w:r>
           </w:p>
         </w:tc>
         <w:tc>
           <w:tcPr>
             <w:tcW w:type="dxa" w:w="2160"/>
-            <w:shd w:fill="52C41A"/>
+            <w:shd w:fill="D9D9D9"/>
           </w:tcPr>
           <w:p>
             <w:r>
               <w:rPr>
                 <w:b/>
-                <w:color w:val="FFFFFF"/>
                 <w:sz w:val="20"/>
               </w:rPr>
-              <w:t>主要字段</w:t>
+              <w:t>预期结果</w:t>
             </w:r>
           </w:p>
         </w:tc>
         <w:tc>
           <w:tcPr>
             <w:tcW w:type="dxa" w:w="2160"/>
-            <w:shd w:fill="52C41A"/>
+            <w:shd w:fill="D9D9D9"/>
           </w:tcPr>
           <w:p>
             <w:r>
               <w:rPr>
                 <w:b/>
-                <w:color w:val="FFFFFF"/>
                 <w:sz w:val="20"/>
               </w:rPr>
-              <w:t>说明</w:t>
+              <w:t>对应页面/类</w:t>
             </w:r>
           </w:p>
         </w:tc>
@@ -716,7 +596,7 @@
               <w:rPr>
                 <w:sz w:val="18"/>
               </w:rPr>
-              <w:t>user_table</w:t>
+              <w:t>用户注册</w:t>
             </w:r>
           </w:p>
         </w:tc>
@@ -729,7 +609,7 @@
               <w:rPr>
                 <w:sz w:val="18"/>
               </w:rPr>
-              <w:t>user_id</w:t>
+              <w:t>输入用户名、密码进行注册</w:t>
             </w:r>
           </w:p>
         </w:tc>
@@ -742,7 +622,7 @@
               <w:rPr>
                 <w:sz w:val="18"/>
               </w:rPr>
-              <w:t>username, password, nickname</w:t>
+              <w:t>创建新账户，返回注册结果</w:t>
             </w:r>
           </w:p>
         </w:tc>
@@ -755,7 +635,7 @@
               <w:rPr>
                 <w:sz w:val="18"/>
               </w:rPr>
-              <w:t>用户信息表</w:t>
+              <w:t>RegisterActivity</w:t>
             </w:r>
           </w:p>
         </w:tc>
@@ -770,7 +650,7 @@
               <w:rPr>
                 <w:sz w:val="18"/>
               </w:rPr>
-              <w:t>history_table</w:t>
+              <w:t>用户登录</w:t>
             </w:r>
           </w:p>
         </w:tc>
@@ -783,7 +663,7 @@
               <w:rPr>
                 <w:sz w:val="18"/>
               </w:rPr>
-              <w:t>history_id</w:t>
+              <w:t>输入用户名、密码登录</w:t>
             </w:r>
           </w:p>
         </w:tc>
@@ -796,7 +676,7 @@
               <w:rPr>
                 <w:sz w:val="18"/>
               </w:rPr>
-              <w:t>username, uniquekey, view_time</w:t>
+              <w:t>验证成功进入主页</w:t>
             </w:r>
           </w:p>
         </w:tc>
@@ -809,7 +689,7 @@
               <w:rPr>
                 <w:sz w:val="18"/>
               </w:rPr>
-              <w:t>历史记录表</w:t>
+              <w:t>LoginActivity</w:t>
             </w:r>
           </w:p>
         </w:tc>
@@ -824,7 +704,7 @@
               <w:rPr>
                 <w:sz w:val="18"/>
               </w:rPr>
-              <w:t>news_table</w:t>
+              <w:t>修改密码</w:t>
             </w:r>
           </w:p>
         </w:tc>
@@ -837,7 +717,7 @@
               <w:rPr>
                 <w:sz w:val="18"/>
               </w:rPr>
-              <w:t>uniquekey</w:t>
+              <w:t>输入原密码和新密码</w:t>
             </w:r>
           </w:p>
         </w:tc>
@@ -850,7 +730,7 @@
               <w:rPr>
                 <w:sz w:val="18"/>
               </w:rPr>
-              <w:t>title, category, author_name</w:t>
+              <w:t>密码更新成功</w:t>
             </w:r>
           </w:p>
         </w:tc>
@@ -863,249 +743,7 @@
               <w:rPr>
                 <w:sz w:val="18"/>
               </w:rPr>
-              <w:t>新闻缓存表</w:t>
-            </w:r>
-          </w:p>
-        </w:tc>
-      </w:tr>
-    </w:tbl>
-    <w:p/>
-    <w:p>
-      <w:pPr>
-        <w:pStyle w:val="Heading2"/>
-      </w:pPr>
-      <w:r>
-        <w:rPr>
-          <w:color w:val="343965"/>
-        </w:rPr>
-        <w:t>3.3 E-R图设计</w:t>
-      </w:r>
-    </w:p>
-    <w:p>
-      <w:r>
-        <w:t>系统包含四个主要实体：用户（User）、新闻（News）、历史记录（History）和分类（Category），实体之间的关系为：</w:t>
-      </w:r>
-    </w:p>
-    <w:p>
-      <w:r>
-        <w:t>• 用户与历史记录：1:N关系（一个用户可浏览多条新闻）</w:t>
-      </w:r>
-    </w:p>
-    <w:p>
-      <w:r>
-        <w:t>• 历史记录与新闻：N:1关系（一条历史对应一条新闻）</w:t>
-      </w:r>
-    </w:p>
-    <w:p>
-      <w:r>
-        <w:t>• 新闻与分类：N:1关系（多条新闻属于同一分类）</w:t>
-      </w:r>
-    </w:p>
-    <w:p>
-      <w:r>
-        <w:br w:type="page"/>
-      </w:r>
-    </w:p>
-    <w:p>
-      <w:pPr>
-        <w:pStyle w:val="Heading1"/>
-      </w:pPr>
-      <w:r>
-        <w:rPr>
-          <w:color w:val="343965"/>
-        </w:rPr>
-        <w:t>四、功能实现</w:t>
-      </w:r>
-    </w:p>
-    <w:p>
-      <w:pPr>
-        <w:pStyle w:val="Heading2"/>
-      </w:pPr>
-      <w:r>
-        <w:rPr>
-          <w:color w:val="343965"/>
-        </w:rPr>
-        <w:t>4.1 用户管理模块</w:t>
-      </w:r>
-    </w:p>
-    <w:p>
-      <w:r>
-        <w:t>用户管理模块实现以下功能：</w:t>
-      </w:r>
-    </w:p>
-    <w:p>
-      <w:r>
-        <w:t>• 用户注册：支持3-16位用户名（字母、数字、下划线），6-20位密码；</w:t>
-      </w:r>
-    </w:p>
-    <w:p>
-      <w:r>
-        <w:t>• 用户登录：支持用户名+密码验证，支持记住密码功能；</w:t>
-      </w:r>
-    </w:p>
-    <w:p>
-      <w:r>
-        <w:t>• 修改密码：已登录用户可修改个人密码；</w:t>
-      </w:r>
-    </w:p>
-    <w:p>
-      <w:r>
-        <w:t>• 单例模式：使用UserInfo单例存储当前登录用户信息。</w:t>
-      </w:r>
-    </w:p>
-    <w:p>
-      <w:pPr>
-        <w:pStyle w:val="Heading2"/>
-      </w:pPr>
-      <w:r>
-        <w:rPr>
-          <w:color w:val="343965"/>
-        </w:rPr>
-        <w:t>4.2 新闻浏览模块</w:t>
-      </w:r>
-    </w:p>
-    <w:p>
-      <w:r>
-        <w:t>新闻浏览模块主要使用TabLayout+ViewPager2实现多页面滑动，配合RecyclerView展示新闻列表。支持11个新闻分类：推荐、国内、国际、娱乐、体育、军事、科技、财经、游戏、汽车、健康。</w:t>
-      </w:r>
-    </w:p>
-    <w:p>
-      <w:pPr>
-        <w:pStyle w:val="Heading2"/>
-      </w:pPr>
-      <w:r>
-        <w:rPr>
-          <w:color w:val="343965"/>
-        </w:rPr>
-        <w:t>4.3 历史记录模块</w:t>
-      </w:r>
-    </w:p>
-    <w:p>
-      <w:r>
-        <w:t>历史记录模块用于记录用户的新闻浏览历史，关键实现包括：</w:t>
-      </w:r>
-    </w:p>
-    <w:p>
-      <w:r>
-        <w:t>• 数据隔离：每个用户只能查看自己的历史记录（按username隔离）；</w:t>
-      </w:r>
-    </w:p>
-    <w:p>
-      <w:r>
-        <w:t>• 防重复：同一新闻不会被重复记录（使用username+uniquekey唯一约束）；</w:t>
-      </w:r>
-    </w:p>
-    <w:p>
-      <w:r>
-        <w:t>• 自动记录：用户查看新闻详情时自动添加到历史记录。</w:t>
-      </w:r>
-    </w:p>
-    <w:p>
-      <w:r>
-        <w:br w:type="page"/>
-      </w:r>
-    </w:p>
-    <w:p>
-      <w:pPr>
-        <w:pStyle w:val="Heading1"/>
-      </w:pPr>
-      <w:r>
-        <w:rPr>
-          <w:color w:val="343965"/>
-        </w:rPr>
-        <w:t>五、测试分析</w:t>
-      </w:r>
-    </w:p>
-    <w:p>
-      <w:pPr>
-        <w:pStyle w:val="Heading2"/>
-      </w:pPr>
-      <w:r>
-        <w:rPr>
-          <w:color w:val="343965"/>
-        </w:rPr>
-        <w:t>5.1 测试方法应用</w:t>
-      </w:r>
-    </w:p>
-    <w:p>
-      <w:r>
-        <w:t>本项目采用多种测试方法进行功能测试：</w:t>
-      </w:r>
-    </w:p>
-    <w:tbl>
-      <w:tblPr>
-        <w:tblStyle w:val="TableGrid"/>
-        <w:tblW w:type="auto" w:w="0"/>
-        <w:tblLook w:firstColumn="1" w:firstRow="1" w:lastColumn="0" w:lastRow="0" w:noHBand="0" w:noVBand="1" w:val="04A0"/>
-      </w:tblPr>
-      <w:tblGrid>
-        <w:gridCol w:w="2160"/>
-        <w:gridCol w:w="2160"/>
-        <w:gridCol w:w="2160"/>
-        <w:gridCol w:w="2160"/>
-      </w:tblGrid>
-      <w:tr>
-        <w:tc>
-          <w:tcPr>
-            <w:tcW w:type="dxa" w:w="2160"/>
-            <w:shd w:fill="FA8C16"/>
-          </w:tcPr>
-          <w:p>
-            <w:r>
-              <w:rPr>
-                <w:b/>
-                <w:color w:val="FFFFFF"/>
-                <w:sz w:val="20"/>
-              </w:rPr>
-              <w:t>测试方法</w:t>
-            </w:r>
-          </w:p>
-        </w:tc>
-        <w:tc>
-          <w:tcPr>
-            <w:tcW w:type="dxa" w:w="2160"/>
-            <w:shd w:fill="FA8C16"/>
-          </w:tcPr>
-          <w:p>
-            <w:r>
-              <w:rPr>
-                <w:b/>
-                <w:color w:val="FFFFFF"/>
-                <w:sz w:val="20"/>
-              </w:rPr>
-              <w:t>测试模块</w:t>
-            </w:r>
-          </w:p>
-        </w:tc>
-        <w:tc>
-          <w:tcPr>
-            <w:tcW w:type="dxa" w:w="2160"/>
-            <w:shd w:fill="FA8C16"/>
-          </w:tcPr>
-          <w:p>
-            <w:r>
-              <w:rPr>
-                <w:b/>
-                <w:color w:val="FFFFFF"/>
-                <w:sz w:val="20"/>
-              </w:rPr>
-              <w:t>测试用例数</w:t>
-            </w:r>
-          </w:p>
-        </w:tc>
-        <w:tc>
-          <w:tcPr>
-            <w:tcW w:type="dxa" w:w="2160"/>
-            <w:shd w:fill="FA8C16"/>
-          </w:tcPr>
-          <w:p>
-            <w:r>
-              <w:rPr>
-                <w:b/>
-                <w:color w:val="FFFFFF"/>
-                <w:sz w:val="20"/>
-              </w:rPr>
-              <w:t>说明</w:t>
+              <w:t>UpdatePwdActivity</w:t>
             </w:r>
           </w:p>
         </w:tc>
@@ -1120,7 +758,7 @@
               <w:rPr>
                 <w:sz w:val="18"/>
               </w:rPr>
-              <w:t>等价类划分</w:t>
+              <w:t>新闻分类浏览</w:t>
             </w:r>
           </w:p>
         </w:tc>
@@ -1133,7 +771,7 @@
               <w:rPr>
                 <w:sz w:val="18"/>
               </w:rPr>
-              <w:t>注册功能</w:t>
+              <w:t>点击Tab标签切换分类</w:t>
             </w:r>
           </w:p>
         </w:tc>
@@ -1146,7 +784,7 @@
               <w:rPr>
                 <w:sz w:val="18"/>
               </w:rPr>
-              <w:t>23</w:t>
+              <w:t>展示对应分类的新闻列表</w:t>
             </w:r>
           </w:p>
         </w:tc>
@@ -1159,7 +797,7 @@
               <w:rPr>
                 <w:sz w:val="18"/>
               </w:rPr>
-              <w:t>有效/无效等价类+边界值</w:t>
+              <w:t>MainActivity + TabNewsFragment</w:t>
             </w:r>
           </w:p>
         </w:tc>
@@ -1174,7 +812,7 @@
               <w:rPr>
                 <w:sz w:val="18"/>
               </w:rPr>
-              <w:t>正交表测试</w:t>
+              <w:t>新闻详情</w:t>
             </w:r>
           </w:p>
         </w:tc>
@@ -1187,7 +825,7 @@
               <w:rPr>
                 <w:sz w:val="18"/>
               </w:rPr>
-              <w:t>登录功能</w:t>
+              <w:t>点击新闻标题查看详情</w:t>
             </w:r>
           </w:p>
         </w:tc>
@@ -1200,7 +838,7 @@
               <w:rPr>
                 <w:sz w:val="18"/>
               </w:rPr>
-              <w:t>18</w:t>
+              <w:t>展示新闻完整内容</w:t>
             </w:r>
           </w:p>
         </w:tc>
@@ -1213,7 +851,7 @@
               <w:rPr>
                 <w:sz w:val="18"/>
               </w:rPr>
-              <w:t>L9(3⁴)正交表</w:t>
+              <w:t>NewsDetailsActivity</w:t>
             </w:r>
           </w:p>
         </w:tc>
@@ -1228,7 +866,7 @@
               <w:rPr>
                 <w:sz w:val="18"/>
               </w:rPr>
-              <w:t>单元测试</w:t>
+              <w:t>新闻搜索</w:t>
             </w:r>
           </w:p>
         </w:tc>
@@ -1241,7 +879,7 @@
               <w:rPr>
                 <w:sz w:val="18"/>
               </w:rPr>
-              <w:t>数据库操作</w:t>
+              <w:t>输入关键词搜索</w:t>
             </w:r>
           </w:p>
         </w:tc>
@@ -1254,7 +892,7 @@
               <w:rPr>
                 <w:sz w:val="18"/>
               </w:rPr>
-              <w:t>8</w:t>
+              <w:t>展示匹配的搜索结果</w:t>
             </w:r>
           </w:p>
         </w:tc>
@@ -1267,7 +905,7 @@
               <w:rPr>
                 <w:sz w:val="18"/>
               </w:rPr>
-              <w:t>CRUD操作测试</w:t>
+              <w:t>SearchResultActivity</w:t>
             </w:r>
           </w:p>
         </w:tc>
@@ -1282,7 +920,7 @@
               <w:rPr>
                 <w:sz w:val="18"/>
               </w:rPr>
-              <w:t>集成测试</w:t>
+              <w:t>浏览历史</w:t>
             </w:r>
           </w:p>
         </w:tc>
@@ -1295,7 +933,7 @@
               <w:rPr>
                 <w:sz w:val="18"/>
               </w:rPr>
-              <w:t>用户流程</w:t>
+              <w:t>查看个人浏览历史</w:t>
             </w:r>
           </w:p>
         </w:tc>
@@ -1308,7 +946,7 @@
               <w:rPr>
                 <w:sz w:val="18"/>
               </w:rPr>
-              <w:t>6</w:t>
+              <w:t>展示该用户的历史记录列表</w:t>
             </w:r>
           </w:p>
         </w:tc>
@@ -1321,63 +959,115 @@
               <w:rPr>
                 <w:sz w:val="18"/>
               </w:rPr>
-              <w:t>端到端流程测试</w:t>
+              <w:t>HistoryListActivity</w:t>
+            </w:r>
+          </w:p>
+        </w:tc>
+      </w:tr>
+      <w:tr>
+        <w:tc>
+          <w:tcPr>
+            <w:tcW w:type="dxa" w:w="2160"/>
+          </w:tcPr>
+          <w:p>
+            <w:r>
+              <w:rPr>
+                <w:sz w:val="18"/>
+              </w:rPr>
+              <w:t>退出登录</w:t>
+            </w:r>
+          </w:p>
+        </w:tc>
+        <w:tc>
+          <w:tcPr>
+            <w:tcW w:type="dxa" w:w="2160"/>
+          </w:tcPr>
+          <w:p>
+            <w:r>
+              <w:rPr>
+                <w:sz w:val="18"/>
+              </w:rPr>
+              <w:t>点击退出按钮</w:t>
+            </w:r>
+          </w:p>
+        </w:tc>
+        <w:tc>
+          <w:tcPr>
+            <w:tcW w:type="dxa" w:w="2160"/>
+          </w:tcPr>
+          <w:p>
+            <w:r>
+              <w:rPr>
+                <w:sz w:val="18"/>
+              </w:rPr>
+              <w:t>清除登录状态返回登录页</w:t>
+            </w:r>
+          </w:p>
+        </w:tc>
+        <w:tc>
+          <w:tcPr>
+            <w:tcW w:type="dxa" w:w="2160"/>
+          </w:tcPr>
+          <w:p>
+            <w:r>
+              <w:rPr>
+                <w:sz w:val="18"/>
+              </w:rPr>
+              <w:t>MainActivity</w:t>
             </w:r>
           </w:p>
         </w:tc>
       </w:tr>
     </w:tbl>
-    <w:p/>
     <w:p>
       <w:pPr>
         <w:pStyle w:val="Heading2"/>
       </w:pPr>
       <w:r>
         <w:rPr>
-          <w:color w:val="343965"/>
+          <w:color w:val="000000"/>
         </w:rPr>
-        <w:t>5.2 等价类划分测试（注册功能）</w:t>
-      </w:r>
-    </w:p>
-    <w:p>
-      <w:r>
-        <w:t>针对注册功能的用户名和密码进行等价类划分：</w:t>
-      </w:r>
-    </w:p>
-    <w:p>
-      <w:r>
-        <w:t>• 有效等价类：用户名3-16位（字母数字下划线）、密码6-20位</w:t>
-      </w:r>
-    </w:p>
-    <w:p>
-      <w:r>
-        <w:t>• 无效等价类：用户名太短/太长/含特殊字符、密码太短/太长、用户已存在</w:t>
+        <w:t>2.3 非功能需求</w:t>
       </w:r>
     </w:p>
     <w:p>
       <w:pPr>
-        <w:pStyle w:val="Heading2"/>
+        <w:pStyle w:val="ListBullet"/>
       </w:pPr>
       <w:r>
-        <w:rPr>
-          <w:color w:val="343965"/>
-        </w:rPr>
-        <w:t>5.3 正交表测试（登录功能）</w:t>
+        <w:t>可运行性：应用能够在Android模拟器或真机上正常启动、跳转和保存数据。</w:t>
       </w:r>
     </w:p>
     <w:p>
+      <w:pPr>
+        <w:pStyle w:val="ListBullet"/>
+      </w:pPr>
       <w:r>
-        <w:t>采用L9(3⁴)正交表进行登录功能测试，测试因素和水平：</w:t>
+        <w:t>易用性：页面入口清晰，Tab导航易于理解，搜索功能方便使用。</w:t>
       </w:r>
     </w:p>
     <w:p>
+      <w:pPr>
+        <w:pStyle w:val="ListBullet"/>
+      </w:pPr>
       <w:r>
-        <w:t>• 因素A（用户名状态）：正确、不存在、为空</w:t>
+        <w:t>稳定性：对空输入、非法输入、无历史数据等情况进行提示或默认处理。</w:t>
       </w:r>
     </w:p>
     <w:p>
+      <w:pPr>
+        <w:pStyle w:val="ListBullet"/>
+      </w:pPr>
       <w:r>
-        <w:t>• 因素B（密码状态）：正确、错误、为空</w:t>
+        <w:t>数据持久化：用户关闭应用后，历史记录和账户信息仍能保留。</w:t>
+      </w:r>
+    </w:p>
+    <w:p>
+      <w:pPr>
+        <w:pStyle w:val="ListBullet"/>
+      </w:pPr>
+      <w:r>
+        <w:t>数据隔离：每个用户只能查看自己的浏览历史，保护用户隐私。</w:t>
       </w:r>
     </w:p>
     <w:p>
@@ -1391,9 +1081,9 @@
       </w:pPr>
       <w:r>
         <w:rPr>
-          <w:color w:val="343965"/>
+          <w:color w:val="000000"/>
         </w:rPr>
-        <w:t>六、总结</w:t>
+        <w:t>3 系统设计</w:t>
       </w:r>
     </w:p>
     <w:p>
@@ -1402,34 +1092,44 @@
       </w:pPr>
       <w:r>
         <w:rPr>
-          <w:color w:val="343965"/>
+          <w:color w:val="000000"/>
         </w:rPr>
-        <w:t>6.1 技术收获</w:t>
+        <w:t>3.1 总体结构</w:t>
       </w:r>
     </w:p>
     <w:p>
       <w:r>
-        <w:t>• 掌握了Android应用开发的完整流程，从需求分析到设计实现；</w:t>
+        <w:t>系统采用MVC架构设计，整体结构如下：</w:t>
       </w:r>
     </w:p>
     <w:p>
       <w:r>
-        <w:t>• 熟练运用SQLite数据库进行数据存储和操作；</w:t>
+        <w:t>• MainActivity作为应用入口，通过DrawerLayout侧边栏导航到各功能页面。</w:t>
       </w:r>
     </w:p>
     <w:p>
       <w:r>
-        <w:t>• 学会了使用OkHttp进行网络编程和API调用；</w:t>
+        <w:t>• LoginActivity和RegisterActivity负责用户认证。</w:t>
       </w:r>
     </w:p>
     <w:p>
       <w:r>
-        <w:t>• 掌握了Material Design UI组件的使用方法；</w:t>
+        <w:t>• NewsDetailsActivity展示新闻详情，自动记录浏览历史。</w:t>
       </w:r>
     </w:p>
     <w:p>
       <w:r>
-        <w:t>• 理解了软件测试的基本方法，能够设计测试用例。</w:t>
+        <w:t>• HistoryListActivity查询并展示用户的历史记录。</w:t>
+      </w:r>
+    </w:p>
+    <w:p>
+      <w:r>
+        <w:t>• UserDbHelper和HistoryDbHelper负责数据库访问操作。</w:t>
+      </w:r>
+    </w:p>
+    <w:p>
+      <w:r>
+        <w:t>• UserInfo单例存储当前登录用户信息。</w:t>
       </w:r>
     </w:p>
     <w:p>
@@ -1438,34 +1138,610 @@
       </w:pPr>
       <w:r>
         <w:rPr>
-          <w:color w:val="343965"/>
+          <w:color w:val="000000"/>
         </w:rPr>
-        <w:t>6.2 改进方向</w:t>
+        <w:t>3.2 页面与模块设计</w:t>
+      </w:r>
+    </w:p>
+    <w:tbl>
+      <w:tblPr>
+        <w:tblStyle w:val="TableGrid"/>
+        <w:tblW w:type="auto" w:w="0"/>
+        <w:tblLook w:firstColumn="1" w:firstRow="1" w:lastColumn="0" w:lastRow="0" w:noHBand="0" w:noVBand="1" w:val="04A0"/>
+      </w:tblPr>
+      <w:tblGrid>
+        <w:gridCol w:w="2880"/>
+        <w:gridCol w:w="2880"/>
+        <w:gridCol w:w="2880"/>
+      </w:tblGrid>
+      <w:tr>
+        <w:tc>
+          <w:tcPr>
+            <w:tcW w:type="dxa" w:w="2880"/>
+            <w:shd w:fill="D9D9D9"/>
+          </w:tcPr>
+          <w:p>
+            <w:r>
+              <w:rPr>
+                <w:b/>
+              </w:rPr>
+              <w:t>页面/模块</w:t>
+            </w:r>
+          </w:p>
+        </w:tc>
+        <w:tc>
+          <w:tcPr>
+            <w:tcW w:type="dxa" w:w="2880"/>
+            <w:shd w:fill="D9D9D9"/>
+          </w:tcPr>
+          <w:p>
+            <w:r>
+              <w:rPr>
+                <w:b/>
+              </w:rPr>
+              <w:t>主要控件或数据</w:t>
+            </w:r>
+          </w:p>
+        </w:tc>
+        <w:tc>
+          <w:tcPr>
+            <w:tcW w:type="dxa" w:w="2880"/>
+            <w:shd w:fill="D9D9D9"/>
+          </w:tcPr>
+          <w:p>
+            <w:r>
+              <w:rPr>
+                <w:b/>
+              </w:rPr>
+              <w:t>实现说明</w:t>
+            </w:r>
+          </w:p>
+        </w:tc>
+      </w:tr>
+      <w:tr>
+        <w:tc>
+          <w:tcPr>
+            <w:tcW w:type="dxa" w:w="2880"/>
+          </w:tcPr>
+          <w:p>
+            <w:r>
+              <w:t>MainActivity</w:t>
+            </w:r>
+          </w:p>
+        </w:tc>
+        <w:tc>
+          <w:tcPr>
+            <w:tcW w:type="dxa" w:w="2880"/>
+          </w:tcPr>
+          <w:p>
+            <w:r>
+              <w:t>ViewPager2 + TabLayout</w:t>
+            </w:r>
+          </w:p>
+        </w:tc>
+        <w:tc>
+          <w:tcPr>
+            <w:tcW w:type="dxa" w:w="2880"/>
+          </w:tcPr>
+          <w:p>
+            <w:r>
+              <w:t>实现多分类新闻滑动切换</w:t>
+            </w:r>
+          </w:p>
+        </w:tc>
+      </w:tr>
+      <w:tr>
+        <w:tc>
+          <w:tcPr>
+            <w:tcW w:type="dxa" w:w="2880"/>
+          </w:tcPr>
+          <w:p>
+            <w:r>
+              <w:t>TabNewsFragment</w:t>
+            </w:r>
+          </w:p>
+        </w:tc>
+        <w:tc>
+          <w:tcPr>
+            <w:tcW w:type="dxa" w:w="2880"/>
+          </w:tcPr>
+          <w:p>
+            <w:r>
+              <w:t>RecyclerView + NewsListAdapter</w:t>
+            </w:r>
+          </w:p>
+        </w:tc>
+        <w:tc>
+          <w:tcPr>
+            <w:tcW w:type="dxa" w:w="2880"/>
+          </w:tcPr>
+          <w:p>
+            <w:r>
+              <w:t>新闻列表展示和数据绑定</w:t>
+            </w:r>
+          </w:p>
+        </w:tc>
+      </w:tr>
+      <w:tr>
+        <w:tc>
+          <w:tcPr>
+            <w:tcW w:type="dxa" w:w="2880"/>
+          </w:tcPr>
+          <w:p>
+            <w:r>
+              <w:t>LoginActivity</w:t>
+            </w:r>
+          </w:p>
+        </w:tc>
+        <w:tc>
+          <w:tcPr>
+            <w:tcW w:type="dxa" w:w="2880"/>
+          </w:tcPr>
+          <w:p>
+            <w:r>
+              <w:t>EditText + Button</w:t>
+            </w:r>
+          </w:p>
+        </w:tc>
+        <w:tc>
+          <w:tcPr>
+            <w:tcW w:type="dxa" w:w="2880"/>
+          </w:tcPr>
+          <w:p>
+            <w:r>
+              <w:t>用户登录验证</w:t>
+            </w:r>
+          </w:p>
+        </w:tc>
+      </w:tr>
+      <w:tr>
+        <w:tc>
+          <w:tcPr>
+            <w:tcW w:type="dxa" w:w="2880"/>
+          </w:tcPr>
+          <w:p>
+            <w:r>
+              <w:t>RegisterActivity</w:t>
+            </w:r>
+          </w:p>
+        </w:tc>
+        <w:tc>
+          <w:tcPr>
+            <w:tcW w:type="dxa" w:w="2880"/>
+          </w:tcPr>
+          <w:p>
+            <w:r>
+              <w:t>EditText + Button</w:t>
+            </w:r>
+          </w:p>
+        </w:tc>
+        <w:tc>
+          <w:tcPr>
+            <w:tcW w:type="dxa" w:w="2880"/>
+          </w:tcPr>
+          <w:p>
+            <w:r>
+              <w:t>用户注册和输入验证</w:t>
+            </w:r>
+          </w:p>
+        </w:tc>
+      </w:tr>
+      <w:tr>
+        <w:tc>
+          <w:tcPr>
+            <w:tcW w:type="dxa" w:w="2880"/>
+          </w:tcPr>
+          <w:p>
+            <w:r>
+              <w:t>NewsDetailsActivity</w:t>
+            </w:r>
+          </w:p>
+        </w:tc>
+        <w:tc>
+          <w:tcPr>
+            <w:tcW w:type="dxa" w:w="2880"/>
+          </w:tcPr>
+          <w:p>
+            <w:r>
+              <w:t>TextView + ImageView</w:t>
+            </w:r>
+          </w:p>
+        </w:tc>
+        <w:tc>
+          <w:tcPr>
+            <w:tcW w:type="dxa" w:w="2880"/>
+          </w:tcPr>
+          <w:p>
+            <w:r>
+              <w:t>新闻详情展示</w:t>
+            </w:r>
+          </w:p>
+        </w:tc>
+      </w:tr>
+      <w:tr>
+        <w:tc>
+          <w:tcPr>
+            <w:tcW w:type="dxa" w:w="2880"/>
+          </w:tcPr>
+          <w:p>
+            <w:r>
+              <w:t>SearchResultActivity</w:t>
+            </w:r>
+          </w:p>
+        </w:tc>
+        <w:tc>
+          <w:tcPr>
+            <w:tcW w:type="dxa" w:w="2880"/>
+          </w:tcPr>
+          <w:p>
+            <w:r>
+              <w:t>EditText + RecyclerView</w:t>
+            </w:r>
+          </w:p>
+        </w:tc>
+        <w:tc>
+          <w:tcPr>
+            <w:tcW w:type="dxa" w:w="2880"/>
+          </w:tcPr>
+          <w:p>
+            <w:r>
+              <w:t>关键词搜索和结果展示</w:t>
+            </w:r>
+          </w:p>
+        </w:tc>
+      </w:tr>
+      <w:tr>
+        <w:tc>
+          <w:tcPr>
+            <w:tcW w:type="dxa" w:w="2880"/>
+          </w:tcPr>
+          <w:p>
+            <w:r>
+              <w:t>HistoryListActivity</w:t>
+            </w:r>
+          </w:p>
+        </w:tc>
+        <w:tc>
+          <w:tcPr>
+            <w:tcW w:type="dxa" w:w="2880"/>
+          </w:tcPr>
+          <w:p>
+            <w:r>
+              <w:t>RecyclerView</w:t>
+            </w:r>
+          </w:p>
+        </w:tc>
+        <w:tc>
+          <w:tcPr>
+            <w:tcW w:type="dxa" w:w="2880"/>
+          </w:tcPr>
+          <w:p>
+            <w:r>
+              <w:t>用户历史记录列表</w:t>
+            </w:r>
+          </w:p>
+        </w:tc>
+      </w:tr>
+      <w:tr>
+        <w:tc>
+          <w:tcPr>
+            <w:tcW w:type="dxa" w:w="2880"/>
+          </w:tcPr>
+          <w:p>
+            <w:r>
+              <w:t>UserDbHelper</w:t>
+            </w:r>
+          </w:p>
+        </w:tc>
+        <w:tc>
+          <w:tcPr>
+            <w:tcW w:type="dxa" w:w="2880"/>
+          </w:tcPr>
+          <w:p>
+            <w:r>
+              <w:t>SQLiteDatabase</w:t>
+            </w:r>
+          </w:p>
+        </w:tc>
+        <w:tc>
+          <w:tcPr>
+            <w:tcW w:type="dxa" w:w="2880"/>
+          </w:tcPr>
+          <w:p>
+            <w:r>
+              <w:t>用户数据CRUD操作</w:t>
+            </w:r>
+          </w:p>
+        </w:tc>
+      </w:tr>
+      <w:tr>
+        <w:tc>
+          <w:tcPr>
+            <w:tcW w:type="dxa" w:w="2880"/>
+          </w:tcPr>
+          <w:p>
+            <w:r>
+              <w:t>HistoryDbHelper</w:t>
+            </w:r>
+          </w:p>
+        </w:tc>
+        <w:tc>
+          <w:tcPr>
+            <w:tcW w:type="dxa" w:w="2880"/>
+          </w:tcPr>
+          <w:p>
+            <w:r>
+              <w:t>SQLiteDatabase</w:t>
+            </w:r>
+          </w:p>
+        </w:tc>
+        <w:tc>
+          <w:tcPr>
+            <w:tcW w:type="dxa" w:w="2880"/>
+          </w:tcPr>
+          <w:p>
+            <w:r>
+              <w:t>历史记录CRUD操作</w:t>
+            </w:r>
+          </w:p>
+        </w:tc>
+      </w:tr>
+    </w:tbl>
+    <w:p>
+      <w:pPr>
+        <w:pStyle w:val="Heading2"/>
+      </w:pPr>
+      <w:r>
+        <w:rPr>
+          <w:color w:val="000000"/>
+        </w:rPr>
+        <w:t>3.3 数据库设计</w:t>
+      </w:r>
+    </w:p>
+    <w:tbl>
+      <w:tblPr>
+        <w:tblStyle w:val="TableGrid"/>
+        <w:tblW w:type="auto" w:w="0"/>
+        <w:tblLook w:firstColumn="1" w:firstRow="1" w:lastColumn="0" w:lastRow="0" w:noHBand="0" w:noVBand="1" w:val="04A0"/>
+      </w:tblPr>
+      <w:tblGrid>
+        <w:gridCol w:w="2880"/>
+        <w:gridCol w:w="2880"/>
+        <w:gridCol w:w="2880"/>
+      </w:tblGrid>
+      <w:tr>
+        <w:tc>
+          <w:tcPr>
+            <w:tcW w:type="dxa" w:w="2880"/>
+            <w:shd w:fill="D9D9D9"/>
+          </w:tcPr>
+          <w:p>
+            <w:r>
+              <w:rPr>
+                <w:b/>
+              </w:rPr>
+              <w:t>数据表</w:t>
+            </w:r>
+          </w:p>
+        </w:tc>
+        <w:tc>
+          <w:tcPr>
+            <w:tcW w:type="dxa" w:w="2880"/>
+            <w:shd w:fill="D9D9D9"/>
+          </w:tcPr>
+          <w:p>
+            <w:r>
+              <w:rPr>
+                <w:b/>
+              </w:rPr>
+              <w:t>主要字段</w:t>
+            </w:r>
+          </w:p>
+        </w:tc>
+        <w:tc>
+          <w:tcPr>
+            <w:tcW w:type="dxa" w:w="2880"/>
+            <w:shd w:fill="D9D9D9"/>
+          </w:tcPr>
+          <w:p>
+            <w:r>
+              <w:rPr>
+                <w:b/>
+              </w:rPr>
+              <w:t>用途</w:t>
+            </w:r>
+          </w:p>
+        </w:tc>
+      </w:tr>
+      <w:tr>
+        <w:tc>
+          <w:tcPr>
+            <w:tcW w:type="dxa" w:w="2880"/>
+          </w:tcPr>
+          <w:p>
+            <w:r>
+              <w:t>user_table</w:t>
+            </w:r>
+          </w:p>
+        </w:tc>
+        <w:tc>
+          <w:tcPr>
+            <w:tcW w:type="dxa" w:w="2880"/>
+          </w:tcPr>
+          <w:p>
+            <w:r>
+              <w:t>user_id, username, password, nickname</w:t>
+            </w:r>
+          </w:p>
+        </w:tc>
+        <w:tc>
+          <w:tcPr>
+            <w:tcW w:type="dxa" w:w="2880"/>
+          </w:tcPr>
+          <w:p>
+            <w:r>
+              <w:t>保存用户注册信息</w:t>
+            </w:r>
+          </w:p>
+        </w:tc>
+      </w:tr>
+      <w:tr>
+        <w:tc>
+          <w:tcPr>
+            <w:tcW w:type="dxa" w:w="2880"/>
+          </w:tcPr>
+          <w:p>
+            <w:r>
+              <w:t>history_table</w:t>
+            </w:r>
+          </w:p>
+        </w:tc>
+        <w:tc>
+          <w:tcPr>
+            <w:tcW w:type="dxa" w:w="2880"/>
+          </w:tcPr>
+          <w:p>
+            <w:r>
+              <w:t>history_id, username, uniquekey, news_title, view_time</w:t>
+            </w:r>
+          </w:p>
+        </w:tc>
+        <w:tc>
+          <w:tcPr>
+            <w:tcW w:type="dxa" w:w="2880"/>
+          </w:tcPr>
+          <w:p>
+            <w:r>
+              <w:t>保存用户浏览历史</w:t>
+            </w:r>
+          </w:p>
+        </w:tc>
+      </w:tr>
+      <w:tr>
+        <w:tc>
+          <w:tcPr>
+            <w:tcW w:type="dxa" w:w="2880"/>
+          </w:tcPr>
+          <w:p>
+            <w:r>
+              <w:t>news_table</w:t>
+            </w:r>
+          </w:p>
+        </w:tc>
+        <w:tc>
+          <w:tcPr>
+            <w:tcW w:type="dxa" w:w="2880"/>
+          </w:tcPr>
+          <w:p>
+            <w:r>
+              <w:t>uniquekey, title, category, author_name, url, thumbnail</w:t>
+            </w:r>
+          </w:p>
+        </w:tc>
+        <w:tc>
+          <w:tcPr>
+            <w:tcW w:type="dxa" w:w="2880"/>
+          </w:tcPr>
+          <w:p>
+            <w:r>
+              <w:t>缓存新闻数据</w:t>
+            </w:r>
+          </w:p>
+        </w:tc>
+      </w:tr>
+    </w:tbl>
+    <w:p>
+      <w:pPr>
+        <w:pStyle w:val="Heading2"/>
+      </w:pPr>
+      <w:r>
+        <w:rPr>
+          <w:color w:val="000000"/>
+        </w:rPr>
+        <w:t>3.4 关键流程设计</w:t>
       </w:r>
     </w:p>
     <w:p>
       <w:r>
-        <w:t>• 增加密码加密存储，提高安全性；</w:t>
+        <w:t>用户注册登录流程：</w:t>
       </w:r>
     </w:p>
     <w:p>
       <w:r>
-        <w:t>• 实现离线缓存功能，支持离线浏览；</w:t>
+        <w:t>1. 用户打开应用进入LoginActivity，输入用户名和密码。</w:t>
       </w:r>
     </w:p>
     <w:p>
       <w:r>
-        <w:t>• 增加新闻收藏功能；</w:t>
+        <w:t>2. 系统验证用户名和密码，正确则进入MainActivity。</w:t>
       </w:r>
     </w:p>
     <w:p>
       <w:r>
-        <w:t>• 优化UI设计，提升用户体验；</w:t>
+        <w:t>3. 新用户可点击注册跳转到RegisterActivity，填写信息完成注册。</w:t>
+      </w:r>
+    </w:p>
+    <w:p/>
+    <w:p>
+      <w:r>
+        <w:t>新闻浏览流程：</w:t>
       </w:r>
     </w:p>
     <w:p>
       <w:r>
-        <w:t>• 增加更多测试用例，提高测试覆盖率。</w:t>
+        <w:t>1. 用户在MainActivity点击Tab标签切换新闻分类。</w:t>
+      </w:r>
+    </w:p>
+    <w:p>
+      <w:r>
+        <w:t>2. 系统通过OkHttp请求聚合新闻API获取数据。</w:t>
+      </w:r>
+    </w:p>
+    <w:p>
+      <w:r>
+        <w:t>3. 点击新闻标题进入NewsDetailsActivity查看详情。</w:t>
+      </w:r>
+    </w:p>
+    <w:p>
+      <w:r>
+        <w:t>4. 系统自动将浏览记录写入history_table。</w:t>
+      </w:r>
+    </w:p>
+    <w:p/>
+    <w:p>
+      <w:r>
+        <w:t>历史记录流程：</w:t>
+      </w:r>
+    </w:p>
+    <w:p>
+      <w:r>
+        <w:t>1. 用户通过侧边栏进入HistoryListActivity。</w:t>
+      </w:r>
+    </w:p>
+    <w:p>
+      <w:r>
+        <w:t>2. 系统根据当前登录用户名查询该用户的历史记录。</w:t>
+      </w:r>
+    </w:p>
+    <w:p>
+      <w:r>
+        <w:t>3. 用户可点击历史记录重新查看新闻详情。</w:t>
+      </w:r>
+    </w:p>
+    <w:p>
+      <w:r>
+        <w:br w:type="page"/>
+      </w:r>
+    </w:p>
+    <w:p>
+      <w:pPr>
+        <w:pStyle w:val="Heading1"/>
+      </w:pPr>
+      <w:r>
+        <w:rPr>
+          <w:color w:val="000000"/>
+        </w:rPr>
+        <w:t>4 功能实现说明</w:t>
       </w:r>
     </w:p>
     <w:p>
@@ -1474,14 +1750,117 @@
       </w:pPr>
       <w:r>
         <w:rPr>
-          <w:color w:val="343965"/>
+          <w:color w:val="000000"/>
         </w:rPr>
-        <w:t>6.3 结论</w:t>
+        <w:t>4.1 用户认证模块</w:t>
       </w:r>
     </w:p>
     <w:p>
       <w:r>
-        <w:t>通过本次实验，成功开发了一个功能完整的Android新闻应用。在开发过程中，将课程所学的理论知识与实践相结合，不仅巩固了Android开发技术，还学会了软件测试的基本方法，提高了软件工程实践能力。</w:t>
+        <w:t>用户认证模块包括注册和登录两个功能：</w:t>
+      </w:r>
+    </w:p>
+    <w:p>
+      <w:r>
+        <w:t>• 注册功能：RegisterActivity通过UserDbHelper.register()方法注册用户。注册前进行输入验证：用户名3-16位（字母、数字、下划线），密码6-20位。</w:t>
+      </w:r>
+    </w:p>
+    <w:p>
+      <w:r>
+        <w:t>• 登录功能：LoginActivity通过UserDbHelper.loginVerify()方法验证用户。验证成功后将用户信息存入UserInfo单例。</w:t>
+      </w:r>
+    </w:p>
+    <w:p>
+      <w:r>
+        <w:t>• 密码修改：UpdatePwdActivity通过UserDbHelper.updatePwd()方法修改密码。</w:t>
+      </w:r>
+    </w:p>
+    <w:p>
+      <w:pPr>
+        <w:pStyle w:val="Heading2"/>
+      </w:pPr>
+      <w:r>
+        <w:rPr>
+          <w:color w:val="000000"/>
+        </w:rPr>
+        <w:t>4.2 新闻浏览模块</w:t>
+      </w:r>
+    </w:p>
+    <w:p>
+      <w:r>
+        <w:t>新闻浏览模块是应用的核心功能：</w:t>
+      </w:r>
+    </w:p>
+    <w:p>
+      <w:r>
+        <w:t>• MainActivity使用TabLayout+ViewPager2实现11个新闻分类的滑动切换。</w:t>
+      </w:r>
+    </w:p>
+    <w:p>
+      <w:r>
+        <w:t>• TabNewsFragment使用RecyclerView展示新闻列表，通过NewsListAdapter绑定数据。</w:t>
+      </w:r>
+    </w:p>
+    <w:p>
+      <w:r>
+        <w:t>• 新闻数据通过OkHttp请求聚合新闻API获取，使用Gson解析JSON响应。</w:t>
+      </w:r>
+    </w:p>
+    <w:p>
+      <w:pPr>
+        <w:pStyle w:val="Heading2"/>
+      </w:pPr>
+      <w:r>
+        <w:rPr>
+          <w:color w:val="000000"/>
+        </w:rPr>
+        <w:t>4.3 新闻详情与历史记录</w:t>
+      </w:r>
+    </w:p>
+    <w:p>
+      <w:r>
+        <w:t>• NewsDetailsActivity展示新闻的标题、来源、日期和正文内容。</w:t>
+      </w:r>
+    </w:p>
+    <w:p>
+      <w:r>
+        <w:t>• 查看详情时自动调用HistoryDbHelper.addHistory()记录浏览历史。</w:t>
+      </w:r>
+    </w:p>
+    <w:p>
+      <w:r>
+        <w:t>• HistoryListActivity按当前用户名查询历史记录，实现用户数据隔离。</w:t>
+      </w:r>
+    </w:p>
+    <w:p>
+      <w:pPr>
+        <w:pStyle w:val="Heading2"/>
+      </w:pPr>
+      <w:r>
+        <w:rPr>
+          <w:color w:val="000000"/>
+        </w:rPr>
+        <w:t>4.4 搜索功能</w:t>
+      </w:r>
+    </w:p>
+    <w:p>
+      <w:r>
+        <w:t>• SearchResultActivity提供新闻搜索功能。</w:t>
+      </w:r>
+    </w:p>
+    <w:p>
+      <w:r>
+        <w:t>• 用户输入关键词后，系统在已加载的新闻数据中进行本地过滤匹配。</w:t>
+      </w:r>
+    </w:p>
+    <w:p>
+      <w:r>
+        <w:t>• 匹配规则：标题包含关键词（忽略大小写）。</w:t>
+      </w:r>
+    </w:p>
+    <w:p>
+      <w:r>
+        <w:br w:type="page"/>
       </w:r>
     </w:p>
     <w:p>
@@ -1490,36 +1869,1844 @@
       </w:pPr>
       <w:r>
         <w:rPr>
-          <w:color w:val="343965"/>
+          <w:color w:val="000000"/>
         </w:rPr>
-        <w:t>七、参考文献</w:t>
+        <w:t>5 课程知识点应用</w:t>
+      </w:r>
+    </w:p>
+    <w:tbl>
+      <w:tblPr>
+        <w:tblStyle w:val="TableGrid"/>
+        <w:tblW w:type="auto" w:w="0"/>
+        <w:tblLook w:firstColumn="1" w:firstRow="1" w:lastColumn="0" w:lastRow="0" w:noHBand="0" w:noVBand="1" w:val="04A0"/>
+      </w:tblPr>
+      <w:tblGrid>
+        <w:gridCol w:w="2880"/>
+        <w:gridCol w:w="2880"/>
+        <w:gridCol w:w="2880"/>
+      </w:tblGrid>
+      <w:tr>
+        <w:tc>
+          <w:tcPr>
+            <w:tcW w:type="dxa" w:w="2880"/>
+            <w:shd w:fill="D9D9D9"/>
+          </w:tcPr>
+          <w:p>
+            <w:r>
+              <w:rPr>
+                <w:b/>
+                <w:sz w:val="20"/>
+              </w:rPr>
+              <w:t>课程知识点</w:t>
+            </w:r>
+          </w:p>
+        </w:tc>
+        <w:tc>
+          <w:tcPr>
+            <w:tcW w:type="dxa" w:w="2880"/>
+            <w:shd w:fill="D9D9D9"/>
+          </w:tcPr>
+          <w:p>
+            <w:r>
+              <w:rPr>
+                <w:b/>
+                <w:sz w:val="20"/>
+              </w:rPr>
+              <w:t>在项目中的体现</w:t>
+            </w:r>
+          </w:p>
+        </w:tc>
+        <w:tc>
+          <w:tcPr>
+            <w:tcW w:type="dxa" w:w="2880"/>
+            <w:shd w:fill="D9D9D9"/>
+          </w:tcPr>
+          <w:p>
+            <w:r>
+              <w:rPr>
+                <w:b/>
+                <w:sz w:val="20"/>
+              </w:rPr>
+              <w:t>相关文件</w:t>
+            </w:r>
+          </w:p>
+        </w:tc>
+      </w:tr>
+      <w:tr>
+        <w:tc>
+          <w:tcPr>
+            <w:tcW w:type="dxa" w:w="2880"/>
+          </w:tcPr>
+          <w:p>
+            <w:r>
+              <w:rPr>
+                <w:sz w:val="18"/>
+              </w:rPr>
+              <w:t>Activity生命周期</w:t>
+            </w:r>
+          </w:p>
+        </w:tc>
+        <w:tc>
+          <w:tcPr>
+            <w:tcW w:type="dxa" w:w="2880"/>
+          </w:tcPr>
+          <w:p>
+            <w:r>
+              <w:rPr>
+                <w:sz w:val="18"/>
+              </w:rPr>
+              <w:t>页面在onCreate初始化视图，在onResume刷新数据</w:t>
+            </w:r>
+          </w:p>
+        </w:tc>
+        <w:tc>
+          <w:tcPr>
+            <w:tcW w:type="dxa" w:w="2880"/>
+          </w:tcPr>
+          <w:p>
+            <w:r>
+              <w:rPr>
+                <w:sz w:val="18"/>
+              </w:rPr>
+              <w:t>MainActivity.java, LoginActivity.java</w:t>
+            </w:r>
+          </w:p>
+        </w:tc>
+      </w:tr>
+      <w:tr>
+        <w:tc>
+          <w:tcPr>
+            <w:tcW w:type="dxa" w:w="2880"/>
+          </w:tcPr>
+          <w:p>
+            <w:r>
+              <w:rPr>
+                <w:sz w:val="18"/>
+              </w:rPr>
+              <w:t>Intent页面跳转</w:t>
+            </w:r>
+          </w:p>
+        </w:tc>
+        <w:tc>
+          <w:tcPr>
+            <w:tcW w:type="dxa" w:w="2880"/>
+          </w:tcPr>
+          <w:p>
+            <w:r>
+              <w:rPr>
+                <w:sz w:val="18"/>
+              </w:rPr>
+              <w:t>首页功能卡片通过显式Intent跳转到新闻详情、搜索结果等页面</w:t>
+            </w:r>
+          </w:p>
+        </w:tc>
+        <w:tc>
+          <w:tcPr>
+            <w:tcW w:type="dxa" w:w="2880"/>
+          </w:tcPr>
+          <w:p>
+            <w:r>
+              <w:rPr>
+                <w:sz w:val="18"/>
+              </w:rPr>
+              <w:t>MainActivity.java, NewsDetailsActivity.java</w:t>
+            </w:r>
+          </w:p>
+        </w:tc>
+      </w:tr>
+      <w:tr>
+        <w:tc>
+          <w:tcPr>
+            <w:tcW w:type="dxa" w:w="2880"/>
+          </w:tcPr>
+          <w:p>
+            <w:r>
+              <w:rPr>
+                <w:sz w:val="18"/>
+              </w:rPr>
+              <w:t>SQLite数据库</w:t>
+            </w:r>
+          </w:p>
+        </w:tc>
+        <w:tc>
+          <w:tcPr>
+            <w:tcW w:type="dxa" w:w="2880"/>
+          </w:tcPr>
+          <w:p>
+            <w:r>
+              <w:rPr>
+                <w:sz w:val="18"/>
+              </w:rPr>
+              <w:t>使用UserDbHelper和HistoryDbHelper进行数据CRUD操作</w:t>
+            </w:r>
+          </w:p>
+        </w:tc>
+        <w:tc>
+          <w:tcPr>
+            <w:tcW w:type="dxa" w:w="2880"/>
+          </w:tcPr>
+          <w:p>
+            <w:r>
+              <w:rPr>
+                <w:sz w:val="18"/>
+              </w:rPr>
+              <w:t>UserDbHelper.java, HistoryDbHelper.java</w:t>
+            </w:r>
+          </w:p>
+        </w:tc>
+      </w:tr>
+      <w:tr>
+        <w:tc>
+          <w:tcPr>
+            <w:tcW w:type="dxa" w:w="2880"/>
+          </w:tcPr>
+          <w:p>
+            <w:r>
+              <w:rPr>
+                <w:sz w:val="18"/>
+              </w:rPr>
+              <w:t>数据存储</w:t>
+            </w:r>
+          </w:p>
+        </w:tc>
+        <w:tc>
+          <w:tcPr>
+            <w:tcW w:type="dxa" w:w="2880"/>
+          </w:tcPr>
+          <w:p>
+            <w:r>
+              <w:rPr>
+                <w:sz w:val="18"/>
+              </w:rPr>
+              <w:t>用户信息、历史记录存储在SQLite，登录状态存储在SharedPreferences</w:t>
+            </w:r>
+          </w:p>
+        </w:tc>
+        <w:tc>
+          <w:tcPr>
+            <w:tcW w:type="dxa" w:w="2880"/>
+          </w:tcPr>
+          <w:p>
+            <w:r>
+              <w:rPr>
+                <w:sz w:val="18"/>
+              </w:rPr>
+              <w:t>UserDbHelper.java, LoginActivity.java</w:t>
+            </w:r>
+          </w:p>
+        </w:tc>
+      </w:tr>
+      <w:tr>
+        <w:tc>
+          <w:tcPr>
+            <w:tcW w:type="dxa" w:w="2880"/>
+          </w:tcPr>
+          <w:p>
+            <w:r>
+              <w:rPr>
+                <w:sz w:val="18"/>
+              </w:rPr>
+              <w:t>网络编程</w:t>
+            </w:r>
+          </w:p>
+        </w:tc>
+        <w:tc>
+          <w:tcPr>
+            <w:tcW w:type="dxa" w:w="2880"/>
+          </w:tcPr>
+          <w:p>
+            <w:r>
+              <w:rPr>
+                <w:sz w:val="18"/>
+              </w:rPr>
+              <w:t>使用OkHttp请求新闻API，Gson解析JSON数据</w:t>
+            </w:r>
+          </w:p>
+        </w:tc>
+        <w:tc>
+          <w:tcPr>
+            <w:tcW w:type="dxa" w:w="2880"/>
+          </w:tcPr>
+          <w:p>
+            <w:r>
+              <w:rPr>
+                <w:sz w:val="18"/>
+              </w:rPr>
+              <w:t>TabNewsFragment.java, NewsInfo.java</w:t>
+            </w:r>
+          </w:p>
+        </w:tc>
+      </w:tr>
+      <w:tr>
+        <w:tc>
+          <w:tcPr>
+            <w:tcW w:type="dxa" w:w="2880"/>
+          </w:tcPr>
+          <w:p>
+            <w:r>
+              <w:rPr>
+                <w:sz w:val="18"/>
+              </w:rPr>
+              <w:t>MVC架构</w:t>
+            </w:r>
+          </w:p>
+        </w:tc>
+        <w:tc>
+          <w:tcPr>
+            <w:tcW w:type="dxa" w:w="2880"/>
+          </w:tcPr>
+          <w:p>
+            <w:r>
+              <w:rPr>
+                <w:sz w:val="18"/>
+              </w:rPr>
+              <w:t>Model层：实体类和数据库操作；View层：XML布局；Controller层：Activity</w:t>
+            </w:r>
+          </w:p>
+        </w:tc>
+        <w:tc>
+          <w:tcPr>
+            <w:tcW w:type="dxa" w:w="2880"/>
+          </w:tcPr>
+          <w:p>
+            <w:r>
+              <w:rPr>
+                <w:sz w:val="18"/>
+              </w:rPr>
+              <w:t>entity/, db/, Activity类</w:t>
+            </w:r>
+          </w:p>
+        </w:tc>
+      </w:tr>
+      <w:tr>
+        <w:tc>
+          <w:tcPr>
+            <w:tcW w:type="dxa" w:w="2880"/>
+          </w:tcPr>
+          <w:p>
+            <w:r>
+              <w:rPr>
+                <w:sz w:val="18"/>
+              </w:rPr>
+              <w:t>Material Design</w:t>
+            </w:r>
+          </w:p>
+        </w:tc>
+        <w:tc>
+          <w:tcPr>
+            <w:tcW w:type="dxa" w:w="2880"/>
+          </w:tcPr>
+          <w:p>
+            <w:r>
+              <w:rPr>
+                <w:sz w:val="18"/>
+              </w:rPr>
+              <w:t>使用TabLayout、ViewPager2、RecyclerView等组件</w:t>
+            </w:r>
+          </w:p>
+        </w:tc>
+        <w:tc>
+          <w:tcPr>
+            <w:tcW w:type="dxa" w:w="2880"/>
+          </w:tcPr>
+          <w:p>
+            <w:r>
+              <w:rPr>
+                <w:sz w:val="18"/>
+              </w:rPr>
+              <w:t>activity_main.xml, fragment_tab_news.xml</w:t>
+            </w:r>
+          </w:p>
+        </w:tc>
+      </w:tr>
+      <w:tr>
+        <w:tc>
+          <w:tcPr>
+            <w:tcW w:type="dxa" w:w="2880"/>
+          </w:tcPr>
+          <w:p>
+            <w:r>
+              <w:rPr>
+                <w:sz w:val="18"/>
+              </w:rPr>
+              <w:t>单例模式</w:t>
+            </w:r>
+          </w:p>
+        </w:tc>
+        <w:tc>
+          <w:tcPr>
+            <w:tcW w:type="dxa" w:w="2880"/>
+          </w:tcPr>
+          <w:p>
+            <w:r>
+              <w:rPr>
+                <w:sz w:val="18"/>
+              </w:rPr>
+              <w:t>UserInfo单例存储当前登录用户信息</w:t>
+            </w:r>
+          </w:p>
+        </w:tc>
+        <w:tc>
+          <w:tcPr>
+            <w:tcW w:type="dxa" w:w="2880"/>
+          </w:tcPr>
+          <w:p>
+            <w:r>
+              <w:rPr>
+                <w:sz w:val="18"/>
+              </w:rPr>
+              <w:t>UserInfo.java</w:t>
+            </w:r>
+          </w:p>
+        </w:tc>
+      </w:tr>
+      <w:tr>
+        <w:tc>
+          <w:tcPr>
+            <w:tcW w:type="dxa" w:w="2880"/>
+          </w:tcPr>
+          <w:p>
+            <w:r>
+              <w:rPr>
+                <w:sz w:val="18"/>
+              </w:rPr>
+              <w:t>数据隔离</w:t>
+            </w:r>
+          </w:p>
+        </w:tc>
+        <w:tc>
+          <w:tcPr>
+            <w:tcW w:type="dxa" w:w="2880"/>
+          </w:tcPr>
+          <w:p>
+            <w:r>
+              <w:rPr>
+                <w:sz w:val="18"/>
+              </w:rPr>
+              <w:t>历史记录按用户名隔离，保证用户隐私</w:t>
+            </w:r>
+          </w:p>
+        </w:tc>
+        <w:tc>
+          <w:tcPr>
+            <w:tcW w:type="dxa" w:w="2880"/>
+          </w:tcPr>
+          <w:p>
+            <w:r>
+              <w:rPr>
+                <w:sz w:val="18"/>
+              </w:rPr>
+              <w:t>HistoryDbHelper.java</w:t>
+            </w:r>
+          </w:p>
+        </w:tc>
+      </w:tr>
+      <w:tr>
+        <w:tc>
+          <w:tcPr>
+            <w:tcW w:type="dxa" w:w="2880"/>
+          </w:tcPr>
+          <w:p>
+            <w:r>
+              <w:rPr>
+                <w:sz w:val="18"/>
+              </w:rPr>
+              <w:t>输入验证</w:t>
+            </w:r>
+          </w:p>
+        </w:tc>
+        <w:tc>
+          <w:tcPr>
+            <w:tcW w:type="dxa" w:w="2880"/>
+          </w:tcPr>
+          <w:p>
+            <w:r>
+              <w:rPr>
+                <w:sz w:val="18"/>
+              </w:rPr>
+              <w:t>注册时验证用户名和密码格式</w:t>
+            </w:r>
+          </w:p>
+        </w:tc>
+        <w:tc>
+          <w:tcPr>
+            <w:tcW w:type="dxa" w:w="2880"/>
+          </w:tcPr>
+          <w:p>
+            <w:r>
+              <w:rPr>
+                <w:sz w:val="18"/>
+              </w:rPr>
+              <w:t>UserDbHelper.java, RegisterActivity.java</w:t>
+            </w:r>
+          </w:p>
+        </w:tc>
+      </w:tr>
+    </w:tbl>
+    <w:p>
+      <w:r>
+        <w:br w:type="page"/>
+      </w:r>
+    </w:p>
+    <w:p>
+      <w:pPr>
+        <w:pStyle w:val="Heading1"/>
+      </w:pPr>
+      <w:r>
+        <w:rPr>
+          <w:color w:val="000000"/>
+        </w:rPr>
+        <w:t>6 测试与运行结果</w:t>
+      </w:r>
+    </w:p>
+    <w:p>
+      <w:pPr>
+        <w:pStyle w:val="Heading2"/>
+      </w:pPr>
+      <w:r>
+        <w:rPr>
+          <w:color w:val="000000"/>
+        </w:rPr>
+        <w:t>6.1 测试环境</w:t>
+      </w:r>
+    </w:p>
+    <w:tbl>
+      <w:tblPr>
+        <w:tblStyle w:val="TableGrid"/>
+        <w:tblW w:type="auto" w:w="0"/>
+        <w:tblLook w:firstColumn="1" w:firstRow="1" w:lastColumn="0" w:lastRow="0" w:noHBand="0" w:noVBand="1" w:val="04A0"/>
+      </w:tblPr>
+      <w:tblGrid>
+        <w:gridCol w:w="4320"/>
+        <w:gridCol w:w="4320"/>
+      </w:tblGrid>
+      <w:tr>
+        <w:tc>
+          <w:tcPr>
+            <w:tcW w:type="dxa" w:w="4320"/>
+            <w:shd w:fill="D9D9D9"/>
+          </w:tcPr>
+          <w:p>
+            <w:r>
+              <w:rPr>
+                <w:b/>
+              </w:rPr>
+              <w:t>项目</w:t>
+            </w:r>
+          </w:p>
+        </w:tc>
+        <w:tc>
+          <w:tcPr>
+            <w:tcW w:type="dxa" w:w="4320"/>
+            <w:shd w:fill="D9D9D9"/>
+          </w:tcPr>
+          <w:p>
+            <w:r>
+              <w:rPr>
+                <w:b/>
+              </w:rPr>
+              <w:t>内容</w:t>
+            </w:r>
+          </w:p>
+        </w:tc>
+      </w:tr>
+      <w:tr>
+        <w:tc>
+          <w:tcPr>
+            <w:tcW w:type="dxa" w:w="4320"/>
+          </w:tcPr>
+          <w:p>
+            <w:r>
+              <w:t>测试设备/模拟器</w:t>
+            </w:r>
+          </w:p>
+        </w:tc>
+        <w:tc>
+          <w:tcPr>
+            <w:tcW w:type="dxa" w:w="4320"/>
+          </w:tcPr>
+          <w:p>
+            <w:r>
+              <w:t>Pixel 6 API 35 / Android 15</w:t>
+            </w:r>
+          </w:p>
+        </w:tc>
+      </w:tr>
+      <w:tr>
+        <w:tc>
+          <w:tcPr>
+            <w:tcW w:type="dxa" w:w="4320"/>
+          </w:tcPr>
+          <w:p>
+            <w:r>
+              <w:t>运行方式</w:t>
+            </w:r>
+          </w:p>
+        </w:tc>
+        <w:tc>
+          <w:tcPr>
+            <w:tcW w:type="dxa" w:w="4320"/>
+          </w:tcPr>
+          <w:p>
+            <w:r>
+              <w:t>Android Studio Run app</w:t>
+            </w:r>
+          </w:p>
+        </w:tc>
+      </w:tr>
+      <w:tr>
+        <w:tc>
+          <w:tcPr>
+            <w:tcW w:type="dxa" w:w="4320"/>
+          </w:tcPr>
+          <w:p>
+            <w:r>
+              <w:t>测试框架</w:t>
+            </w:r>
+          </w:p>
+        </w:tc>
+        <w:tc>
+          <w:tcPr>
+            <w:tcW w:type="dxa" w:w="4320"/>
+          </w:tcPr>
+          <w:p>
+            <w:r>
+              <w:t>JUnit4 + Robolectric</w:t>
+            </w:r>
+          </w:p>
+        </w:tc>
+      </w:tr>
+    </w:tbl>
+    <w:p>
+      <w:pPr>
+        <w:pStyle w:val="Heading2"/>
+      </w:pPr>
+      <w:r>
+        <w:rPr>
+          <w:color w:val="000000"/>
+        </w:rPr>
+        <w:t>6.2 功能测试用例</w:t>
+      </w:r>
+    </w:p>
+    <w:tbl>
+      <w:tblPr>
+        <w:tblStyle w:val="TableGrid"/>
+        <w:tblW w:type="auto" w:w="0"/>
+        <w:tblLook w:firstColumn="1" w:firstRow="1" w:lastColumn="0" w:lastRow="0" w:noHBand="0" w:noVBand="1" w:val="04A0"/>
+      </w:tblPr>
+      <w:tblGrid>
+        <w:gridCol w:w="1728"/>
+        <w:gridCol w:w="1728"/>
+        <w:gridCol w:w="1728"/>
+        <w:gridCol w:w="1728"/>
+        <w:gridCol w:w="1728"/>
+      </w:tblGrid>
+      <w:tr>
+        <w:tc>
+          <w:tcPr>
+            <w:tcW w:type="dxa" w:w="1728"/>
+            <w:shd w:fill="D9D9D9"/>
+          </w:tcPr>
+          <w:p>
+            <w:r>
+              <w:rPr>
+                <w:b/>
+                <w:sz w:val="18"/>
+              </w:rPr>
+              <w:t>编号</w:t>
+            </w:r>
+          </w:p>
+        </w:tc>
+        <w:tc>
+          <w:tcPr>
+            <w:tcW w:type="dxa" w:w="1728"/>
+            <w:shd w:fill="D9D9D9"/>
+          </w:tcPr>
+          <w:p>
+            <w:r>
+              <w:rPr>
+                <w:b/>
+                <w:sz w:val="18"/>
+              </w:rPr>
+              <w:t>测试内容</w:t>
+            </w:r>
+          </w:p>
+        </w:tc>
+        <w:tc>
+          <w:tcPr>
+            <w:tcW w:type="dxa" w:w="1728"/>
+            <w:shd w:fill="D9D9D9"/>
+          </w:tcPr>
+          <w:p>
+            <w:r>
+              <w:rPr>
+                <w:b/>
+                <w:sz w:val="18"/>
+              </w:rPr>
+              <w:t>操作步骤</w:t>
+            </w:r>
+          </w:p>
+        </w:tc>
+        <w:tc>
+          <w:tcPr>
+            <w:tcW w:type="dxa" w:w="1728"/>
+            <w:shd w:fill="D9D9D9"/>
+          </w:tcPr>
+          <w:p>
+            <w:r>
+              <w:rPr>
+                <w:b/>
+                <w:sz w:val="18"/>
+              </w:rPr>
+              <w:t>预期结果</w:t>
+            </w:r>
+          </w:p>
+        </w:tc>
+        <w:tc>
+          <w:tcPr>
+            <w:tcW w:type="dxa" w:w="1728"/>
+            <w:shd w:fill="D9D9D9"/>
+          </w:tcPr>
+          <w:p>
+            <w:r>
+              <w:rPr>
+                <w:b/>
+                <w:sz w:val="18"/>
+              </w:rPr>
+              <w:t>实际结果</w:t>
+            </w:r>
+          </w:p>
+        </w:tc>
+      </w:tr>
+      <w:tr>
+        <w:tc>
+          <w:tcPr>
+            <w:tcW w:type="dxa" w:w="1728"/>
+          </w:tcPr>
+          <w:p>
+            <w:r>
+              <w:rPr>
+                <w:sz w:val="16"/>
+              </w:rPr>
+              <w:t>TC01</w:t>
+            </w:r>
+          </w:p>
+        </w:tc>
+        <w:tc>
+          <w:tcPr>
+            <w:tcW w:type="dxa" w:w="1728"/>
+          </w:tcPr>
+          <w:p>
+            <w:r>
+              <w:rPr>
+                <w:sz w:val="16"/>
+              </w:rPr>
+              <w:t>用户注册</w:t>
+            </w:r>
+          </w:p>
+        </w:tc>
+        <w:tc>
+          <w:tcPr>
+            <w:tcW w:type="dxa" w:w="1728"/>
+          </w:tcPr>
+          <w:p>
+            <w:r>
+              <w:rPr>
+                <w:sz w:val="16"/>
+              </w:rPr>
+              <w:t>输入有效用户名和密码，点击注册</w:t>
+            </w:r>
+          </w:p>
+        </w:tc>
+        <w:tc>
+          <w:tcPr>
+            <w:tcW w:type="dxa" w:w="1728"/>
+          </w:tcPr>
+          <w:p>
+            <w:r>
+              <w:rPr>
+                <w:sz w:val="16"/>
+              </w:rPr>
+              <w:t>注册成功，返回用户ID</w:t>
+            </w:r>
+          </w:p>
+        </w:tc>
+        <w:tc>
+          <w:tcPr>
+            <w:tcW w:type="dxa" w:w="1728"/>
+          </w:tcPr>
+          <w:p>
+            <w:r>
+              <w:rPr>
+                <w:sz w:val="16"/>
+              </w:rPr>
+              <w:t>通过</w:t>
+            </w:r>
+          </w:p>
+        </w:tc>
+      </w:tr>
+      <w:tr>
+        <w:tc>
+          <w:tcPr>
+            <w:tcW w:type="dxa" w:w="1728"/>
+          </w:tcPr>
+          <w:p>
+            <w:r>
+              <w:rPr>
+                <w:sz w:val="16"/>
+              </w:rPr>
+              <w:t>TC02</w:t>
+            </w:r>
+          </w:p>
+        </w:tc>
+        <w:tc>
+          <w:tcPr>
+            <w:tcW w:type="dxa" w:w="1728"/>
+          </w:tcPr>
+          <w:p>
+            <w:r>
+              <w:rPr>
+                <w:sz w:val="16"/>
+              </w:rPr>
+              <w:t>用户注册-用户名已存在</w:t>
+            </w:r>
+          </w:p>
+        </w:tc>
+        <w:tc>
+          <w:tcPr>
+            <w:tcW w:type="dxa" w:w="1728"/>
+          </w:tcPr>
+          <w:p>
+            <w:r>
+              <w:rPr>
+                <w:sz w:val="16"/>
+              </w:rPr>
+              <w:t>输入已存在的用户名</w:t>
+            </w:r>
+          </w:p>
+        </w:tc>
+        <w:tc>
+          <w:tcPr>
+            <w:tcW w:type="dxa" w:w="1728"/>
+          </w:tcPr>
+          <w:p>
+            <w:r>
+              <w:rPr>
+                <w:sz w:val="16"/>
+              </w:rPr>
+              <w:t>返回错误提示</w:t>
+            </w:r>
+          </w:p>
+        </w:tc>
+        <w:tc>
+          <w:tcPr>
+            <w:tcW w:type="dxa" w:w="1728"/>
+          </w:tcPr>
+          <w:p>
+            <w:r>
+              <w:rPr>
+                <w:sz w:val="16"/>
+              </w:rPr>
+              <w:t>通过</w:t>
+            </w:r>
+          </w:p>
+        </w:tc>
+      </w:tr>
+      <w:tr>
+        <w:tc>
+          <w:tcPr>
+            <w:tcW w:type="dxa" w:w="1728"/>
+          </w:tcPr>
+          <w:p>
+            <w:r>
+              <w:rPr>
+                <w:sz w:val="16"/>
+              </w:rPr>
+              <w:t>TC03</w:t>
+            </w:r>
+          </w:p>
+        </w:tc>
+        <w:tc>
+          <w:tcPr>
+            <w:tcW w:type="dxa" w:w="1728"/>
+          </w:tcPr>
+          <w:p>
+            <w:r>
+              <w:rPr>
+                <w:sz w:val="16"/>
+              </w:rPr>
+              <w:t>用户注册-用户名太短</w:t>
+            </w:r>
+          </w:p>
+        </w:tc>
+        <w:tc>
+          <w:tcPr>
+            <w:tcW w:type="dxa" w:w="1728"/>
+          </w:tcPr>
+          <w:p>
+            <w:r>
+              <w:rPr>
+                <w:sz w:val="16"/>
+              </w:rPr>
+              <w:t>输入2位用户名</w:t>
+            </w:r>
+          </w:p>
+        </w:tc>
+        <w:tc>
+          <w:tcPr>
+            <w:tcW w:type="dxa" w:w="1728"/>
+          </w:tcPr>
+          <w:p>
+            <w:r>
+              <w:rPr>
+                <w:sz w:val="16"/>
+              </w:rPr>
+              <w:t>返回-1错误码</w:t>
+            </w:r>
+          </w:p>
+        </w:tc>
+        <w:tc>
+          <w:tcPr>
+            <w:tcW w:type="dxa" w:w="1728"/>
+          </w:tcPr>
+          <w:p>
+            <w:r>
+              <w:rPr>
+                <w:sz w:val="16"/>
+              </w:rPr>
+              <w:t>通过</w:t>
+            </w:r>
+          </w:p>
+        </w:tc>
+      </w:tr>
+      <w:tr>
+        <w:tc>
+          <w:tcPr>
+            <w:tcW w:type="dxa" w:w="1728"/>
+          </w:tcPr>
+          <w:p>
+            <w:r>
+              <w:rPr>
+                <w:sz w:val="16"/>
+              </w:rPr>
+              <w:t>TC04</w:t>
+            </w:r>
+          </w:p>
+        </w:tc>
+        <w:tc>
+          <w:tcPr>
+            <w:tcW w:type="dxa" w:w="1728"/>
+          </w:tcPr>
+          <w:p>
+            <w:r>
+              <w:rPr>
+                <w:sz w:val="16"/>
+              </w:rPr>
+              <w:t>用户登录</w:t>
+            </w:r>
+          </w:p>
+        </w:tc>
+        <w:tc>
+          <w:tcPr>
+            <w:tcW w:type="dxa" w:w="1728"/>
+          </w:tcPr>
+          <w:p>
+            <w:r>
+              <w:rPr>
+                <w:sz w:val="16"/>
+              </w:rPr>
+              <w:t>输入正确的用户名和密码</w:t>
+            </w:r>
+          </w:p>
+        </w:tc>
+        <w:tc>
+          <w:tcPr>
+            <w:tcW w:type="dxa" w:w="1728"/>
+          </w:tcPr>
+          <w:p>
+            <w:r>
+              <w:rPr>
+                <w:sz w:val="16"/>
+              </w:rPr>
+              <w:t>登录成功</w:t>
+            </w:r>
+          </w:p>
+        </w:tc>
+        <w:tc>
+          <w:tcPr>
+            <w:tcW w:type="dxa" w:w="1728"/>
+          </w:tcPr>
+          <w:p>
+            <w:r>
+              <w:rPr>
+                <w:sz w:val="16"/>
+              </w:rPr>
+              <w:t>通过</w:t>
+            </w:r>
+          </w:p>
+        </w:tc>
+      </w:tr>
+      <w:tr>
+        <w:tc>
+          <w:tcPr>
+            <w:tcW w:type="dxa" w:w="1728"/>
+          </w:tcPr>
+          <w:p>
+            <w:r>
+              <w:rPr>
+                <w:sz w:val="16"/>
+              </w:rPr>
+              <w:t>TC05</w:t>
+            </w:r>
+          </w:p>
+        </w:tc>
+        <w:tc>
+          <w:tcPr>
+            <w:tcW w:type="dxa" w:w="1728"/>
+          </w:tcPr>
+          <w:p>
+            <w:r>
+              <w:rPr>
+                <w:sz w:val="16"/>
+              </w:rPr>
+              <w:t>用户登录-密码错误</w:t>
+            </w:r>
+          </w:p>
+        </w:tc>
+        <w:tc>
+          <w:tcPr>
+            <w:tcW w:type="dxa" w:w="1728"/>
+          </w:tcPr>
+          <w:p>
+            <w:r>
+              <w:rPr>
+                <w:sz w:val="16"/>
+              </w:rPr>
+              <w:t>输入正确用户名、错误密码</w:t>
+            </w:r>
+          </w:p>
+        </w:tc>
+        <w:tc>
+          <w:tcPr>
+            <w:tcW w:type="dxa" w:w="1728"/>
+          </w:tcPr>
+          <w:p>
+            <w:r>
+              <w:rPr>
+                <w:sz w:val="16"/>
+              </w:rPr>
+              <w:t>返回-2错误码</w:t>
+            </w:r>
+          </w:p>
+        </w:tc>
+        <w:tc>
+          <w:tcPr>
+            <w:tcW w:type="dxa" w:w="1728"/>
+          </w:tcPr>
+          <w:p>
+            <w:r>
+              <w:rPr>
+                <w:sz w:val="16"/>
+              </w:rPr>
+              <w:t>通过</w:t>
+            </w:r>
+          </w:p>
+        </w:tc>
+      </w:tr>
+      <w:tr>
+        <w:tc>
+          <w:tcPr>
+            <w:tcW w:type="dxa" w:w="1728"/>
+          </w:tcPr>
+          <w:p>
+            <w:r>
+              <w:rPr>
+                <w:sz w:val="16"/>
+              </w:rPr>
+              <w:t>TC06</w:t>
+            </w:r>
+          </w:p>
+        </w:tc>
+        <w:tc>
+          <w:tcPr>
+            <w:tcW w:type="dxa" w:w="1728"/>
+          </w:tcPr>
+          <w:p>
+            <w:r>
+              <w:rPr>
+                <w:sz w:val="16"/>
+              </w:rPr>
+              <w:t>新闻分类切换</w:t>
+            </w:r>
+          </w:p>
+        </w:tc>
+        <w:tc>
+          <w:tcPr>
+            <w:tcW w:type="dxa" w:w="1728"/>
+          </w:tcPr>
+          <w:p>
+            <w:r>
+              <w:rPr>
+                <w:sz w:val="16"/>
+              </w:rPr>
+              <w:t>点击不同Tab标签</w:t>
+            </w:r>
+          </w:p>
+        </w:tc>
+        <w:tc>
+          <w:tcPr>
+            <w:tcW w:type="dxa" w:w="1728"/>
+          </w:tcPr>
+          <w:p>
+            <w:r>
+              <w:rPr>
+                <w:sz w:val="16"/>
+              </w:rPr>
+              <w:t>显示对应分类新闻</w:t>
+            </w:r>
+          </w:p>
+        </w:tc>
+        <w:tc>
+          <w:tcPr>
+            <w:tcW w:type="dxa" w:w="1728"/>
+          </w:tcPr>
+          <w:p>
+            <w:r>
+              <w:rPr>
+                <w:sz w:val="16"/>
+              </w:rPr>
+              <w:t>通过</w:t>
+            </w:r>
+          </w:p>
+        </w:tc>
+      </w:tr>
+      <w:tr>
+        <w:tc>
+          <w:tcPr>
+            <w:tcW w:type="dxa" w:w="1728"/>
+          </w:tcPr>
+          <w:p>
+            <w:r>
+              <w:rPr>
+                <w:sz w:val="16"/>
+              </w:rPr>
+              <w:t>TC07</w:t>
+            </w:r>
+          </w:p>
+        </w:tc>
+        <w:tc>
+          <w:tcPr>
+            <w:tcW w:type="dxa" w:w="1728"/>
+          </w:tcPr>
+          <w:p>
+            <w:r>
+              <w:rPr>
+                <w:sz w:val="16"/>
+              </w:rPr>
+              <w:t>新闻详情查看</w:t>
+            </w:r>
+          </w:p>
+        </w:tc>
+        <w:tc>
+          <w:tcPr>
+            <w:tcW w:type="dxa" w:w="1728"/>
+          </w:tcPr>
+          <w:p>
+            <w:r>
+              <w:rPr>
+                <w:sz w:val="16"/>
+              </w:rPr>
+              <w:t>点击新闻标题</w:t>
+            </w:r>
+          </w:p>
+        </w:tc>
+        <w:tc>
+          <w:tcPr>
+            <w:tcW w:type="dxa" w:w="1728"/>
+          </w:tcPr>
+          <w:p>
+            <w:r>
+              <w:rPr>
+                <w:sz w:val="16"/>
+              </w:rPr>
+              <w:t>显示新闻详情并记录历史</w:t>
+            </w:r>
+          </w:p>
+        </w:tc>
+        <w:tc>
+          <w:tcPr>
+            <w:tcW w:type="dxa" w:w="1728"/>
+          </w:tcPr>
+          <w:p>
+            <w:r>
+              <w:rPr>
+                <w:sz w:val="16"/>
+              </w:rPr>
+              <w:t>通过</w:t>
+            </w:r>
+          </w:p>
+        </w:tc>
+      </w:tr>
+      <w:tr>
+        <w:tc>
+          <w:tcPr>
+            <w:tcW w:type="dxa" w:w="1728"/>
+          </w:tcPr>
+          <w:p>
+            <w:r>
+              <w:rPr>
+                <w:sz w:val="16"/>
+              </w:rPr>
+              <w:t>TC08</w:t>
+            </w:r>
+          </w:p>
+        </w:tc>
+        <w:tc>
+          <w:tcPr>
+            <w:tcW w:type="dxa" w:w="1728"/>
+          </w:tcPr>
+          <w:p>
+            <w:r>
+              <w:rPr>
+                <w:sz w:val="16"/>
+              </w:rPr>
+              <w:t>新闻搜索</w:t>
+            </w:r>
+          </w:p>
+        </w:tc>
+        <w:tc>
+          <w:tcPr>
+            <w:tcW w:type="dxa" w:w="1728"/>
+          </w:tcPr>
+          <w:p>
+            <w:r>
+              <w:rPr>
+                <w:sz w:val="16"/>
+              </w:rPr>
+              <w:t>输入关键词搜索</w:t>
+            </w:r>
+          </w:p>
+        </w:tc>
+        <w:tc>
+          <w:tcPr>
+            <w:tcW w:type="dxa" w:w="1728"/>
+          </w:tcPr>
+          <w:p>
+            <w:r>
+              <w:rPr>
+                <w:sz w:val="16"/>
+              </w:rPr>
+              <w:t>显示匹配结果</w:t>
+            </w:r>
+          </w:p>
+        </w:tc>
+        <w:tc>
+          <w:tcPr>
+            <w:tcW w:type="dxa" w:w="1728"/>
+          </w:tcPr>
+          <w:p>
+            <w:r>
+              <w:rPr>
+                <w:sz w:val="16"/>
+              </w:rPr>
+              <w:t>通过</w:t>
+            </w:r>
+          </w:p>
+        </w:tc>
+      </w:tr>
+      <w:tr>
+        <w:tc>
+          <w:tcPr>
+            <w:tcW w:type="dxa" w:w="1728"/>
+          </w:tcPr>
+          <w:p>
+            <w:r>
+              <w:rPr>
+                <w:sz w:val="16"/>
+              </w:rPr>
+              <w:t>TC09</w:t>
+            </w:r>
+          </w:p>
+        </w:tc>
+        <w:tc>
+          <w:tcPr>
+            <w:tcW w:type="dxa" w:w="1728"/>
+          </w:tcPr>
+          <w:p>
+            <w:r>
+              <w:rPr>
+                <w:sz w:val="16"/>
+              </w:rPr>
+              <w:t>浏览历史</w:t>
+            </w:r>
+          </w:p>
+        </w:tc>
+        <w:tc>
+          <w:tcPr>
+            <w:tcW w:type="dxa" w:w="1728"/>
+          </w:tcPr>
+          <w:p>
+            <w:r>
+              <w:rPr>
+                <w:sz w:val="16"/>
+              </w:rPr>
+              <w:t>查看个人历史记录</w:t>
+            </w:r>
+          </w:p>
+        </w:tc>
+        <w:tc>
+          <w:tcPr>
+            <w:tcW w:type="dxa" w:w="1728"/>
+          </w:tcPr>
+          <w:p>
+            <w:r>
+              <w:rPr>
+                <w:sz w:val="16"/>
+              </w:rPr>
+              <w:t>显示该用户历史</w:t>
+            </w:r>
+          </w:p>
+        </w:tc>
+        <w:tc>
+          <w:tcPr>
+            <w:tcW w:type="dxa" w:w="1728"/>
+          </w:tcPr>
+          <w:p>
+            <w:r>
+              <w:rPr>
+                <w:sz w:val="16"/>
+              </w:rPr>
+              <w:t>通过</w:t>
+            </w:r>
+          </w:p>
+        </w:tc>
+      </w:tr>
+      <w:tr>
+        <w:tc>
+          <w:tcPr>
+            <w:tcW w:type="dxa" w:w="1728"/>
+          </w:tcPr>
+          <w:p>
+            <w:r>
+              <w:rPr>
+                <w:sz w:val="16"/>
+              </w:rPr>
+              <w:t>TC10</w:t>
+            </w:r>
+          </w:p>
+        </w:tc>
+        <w:tc>
+          <w:tcPr>
+            <w:tcW w:type="dxa" w:w="1728"/>
+          </w:tcPr>
+          <w:p>
+            <w:r>
+              <w:rPr>
+                <w:sz w:val="16"/>
+              </w:rPr>
+              <w:t>数据隔离</w:t>
+            </w:r>
+          </w:p>
+        </w:tc>
+        <w:tc>
+          <w:tcPr>
+            <w:tcW w:type="dxa" w:w="1728"/>
+          </w:tcPr>
+          <w:p>
+            <w:r>
+              <w:rPr>
+                <w:sz w:val="16"/>
+              </w:rPr>
+              <w:t>用户A登录查看历史</w:t>
+            </w:r>
+          </w:p>
+        </w:tc>
+        <w:tc>
+          <w:tcPr>
+            <w:tcW w:type="dxa" w:w="1728"/>
+          </w:tcPr>
+          <w:p>
+            <w:r>
+              <w:rPr>
+                <w:sz w:val="16"/>
+              </w:rPr>
+              <w:t>不显示其他用户历史</w:t>
+            </w:r>
+          </w:p>
+        </w:tc>
+        <w:tc>
+          <w:tcPr>
+            <w:tcW w:type="dxa" w:w="1728"/>
+          </w:tcPr>
+          <w:p>
+            <w:r>
+              <w:rPr>
+                <w:sz w:val="16"/>
+              </w:rPr>
+              <w:t>通过</w:t>
+            </w:r>
+          </w:p>
+        </w:tc>
+      </w:tr>
+    </w:tbl>
+    <w:p>
+      <w:pPr>
+        <w:pStyle w:val="Heading2"/>
+      </w:pPr>
+      <w:r>
+        <w:rPr>
+          <w:color w:val="000000"/>
+        </w:rPr>
+        <w:t>6.3 测试方法应用</w:t>
       </w:r>
     </w:p>
     <w:p>
       <w:r>
-        <w:t>[1] Android Developers. Android Developer Guide. https://developer.android.com/</w:t>
+        <w:t>• 等价类划分测试（注册功能）：将用户名和密码的输入划分为有效等价类和无效等价类，设计测试用例覆盖边界值，共23个测试用例。</w:t>
       </w:r>
     </w:p>
     <w:p>
       <w:r>
-        <w:t>[2] 聚合数据. 新闻API文档. https://www.juhe.cn/docs</w:t>
+        <w:t>• 正交表测试（登录功能）：采用L9(3⁴)正交表测试用户名状态×密码状态的组合，共18个测试用例。</w:t>
       </w:r>
     </w:p>
     <w:p>
       <w:r>
-        <w:t>[3] OkHttp. HTTP Client for Android. https://square.github.io/okhttp/</w:t>
+        <w:t>• 单元测试：对UserDbHelper、HistoryDbHelper进行CRUD操作测试。</w:t>
       </w:r>
     </w:p>
     <w:p>
       <w:r>
-        <w:t>[4] Robolectric. Android Unit Testing. https://robolectric.org/</w:t>
+        <w:t>• 集成测试：测试用户注册→登录→浏览新闻→查看历史的完整流程。</w:t>
       </w:r>
     </w:p>
     <w:p>
       <w:r>
-        <w:t>[5] JUnit. Java单元测试框架. https://junit.org/junit5/</w:t>
+        <w:br w:type="page"/>
       </w:r>
     </w:p>
+    <w:p>
+      <w:pPr>
+        <w:pStyle w:val="Heading1"/>
+      </w:pPr>
+      <w:r>
+        <w:rPr>
+          <w:color w:val="000000"/>
+        </w:rPr>
+        <w:t>7 总结与改进</w:t>
+      </w:r>
+    </w:p>
+    <w:p>
+      <w:pPr>
+        <w:pStyle w:val="Heading2"/>
+      </w:pPr>
+      <w:r>
+        <w:rPr>
+          <w:color w:val="000000"/>
+        </w:rPr>
+        <w:t>7.1 项目总结</w:t>
+      </w:r>
+    </w:p>
+    <w:p>
+      <w:r>
+        <w:t>本项目成功完成了WhiteNews新闻应用的开发，实现了以下功能：</w:t>
+      </w:r>
+    </w:p>
+    <w:p>
+      <w:pPr>
+        <w:pStyle w:val="ListBullet"/>
+      </w:pPr>
+      <w:r>
+        <w:t>用户管理模块：支持注册、登录、修改密码等功能。</w:t>
+      </w:r>
+    </w:p>
+    <w:p>
+      <w:pPr>
+        <w:pStyle w:val="ListBullet"/>
+      </w:pPr>
+      <w:r>
+        <w:t>新闻浏览模块：支持11个分类的新闻浏览，界面使用Material Design组件。</w:t>
+      </w:r>
+    </w:p>
+    <w:p>
+      <w:pPr>
+        <w:pStyle w:val="ListBullet"/>
+      </w:pPr>
+      <w:r>
+        <w:t>搜索功能：支持关键词搜索新闻。</w:t>
+      </w:r>
+    </w:p>
+    <w:p>
+      <w:pPr>
+        <w:pStyle w:val="ListBullet"/>
+      </w:pPr>
+      <w:r>
+        <w:t>历史记录：自动记录浏览历史，支持按用户隔离。</w:t>
+      </w:r>
+    </w:p>
+    <w:p>
+      <w:pPr>
+        <w:pStyle w:val="ListBullet"/>
+      </w:pPr>
+      <w:r>
+        <w:t>数据持久化：使用SQLite数据库存储用户信息和历史记录。</w:t>
+      </w:r>
+    </w:p>
+    <w:p>
+      <w:r>
+        <w:t>项目充分体现了课程所学的Activity生命周期、Intent跳转、SQLite数据库、网络编程、MVC架构等知识点。</w:t>
+      </w:r>
+    </w:p>
+    <w:p>
+      <w:pPr>
+        <w:pStyle w:val="Heading2"/>
+      </w:pPr>
+      <w:r>
+        <w:rPr>
+          <w:color w:val="000000"/>
+        </w:rPr>
+        <w:t>7.2 不足与改进方向</w:t>
+      </w:r>
+    </w:p>
+    <w:p>
+      <w:pPr>
+        <w:pStyle w:val="ListBullet"/>
+      </w:pPr>
+      <w:r>
+        <w:t>可以增加密码加密存储，提高安全性。</w:t>
+      </w:r>
+    </w:p>
+    <w:p>
+      <w:pPr>
+        <w:pStyle w:val="ListBullet"/>
+      </w:pPr>
+      <w:r>
+        <w:t>可以优化网络请求，实现下拉刷新和上拉加载更多。</w:t>
+      </w:r>
+    </w:p>
+    <w:p>
+      <w:pPr>
+        <w:pStyle w:val="ListBullet"/>
+      </w:pPr>
+      <w:r>
+        <w:t>可以增加新闻收藏功能，方便用户保存感兴趣的内容。</w:t>
+      </w:r>
+    </w:p>
+    <w:p>
+      <w:pPr>
+        <w:pStyle w:val="ListBullet"/>
+      </w:pPr>
+      <w:r>
+        <w:t>可以完善异常输入处理和权限申请失败时的提示。</w:t>
+      </w:r>
+    </w:p>
+    <w:p>
+      <w:pPr>
+        <w:pStyle w:val="ListBullet"/>
+      </w:pPr>
+      <w:r>
+        <w:t>可以增加更多测试用例，提高测试覆盖率。</w:t>
+      </w:r>
+    </w:p>
+    <w:p>
+      <w:r>
+        <w:br w:type="page"/>
+      </w:r>
+    </w:p>
+    <w:p>
+      <w:pPr>
+        <w:pStyle w:val="Heading1"/>
+      </w:pPr>
+      <w:r>
+        <w:rPr>
+          <w:color w:val="000000"/>
+        </w:rPr>
+        <w:t>附录：核心代码文件说明</w:t>
+      </w:r>
+    </w:p>
+    <w:tbl>
+      <w:tblPr>
+        <w:tblStyle w:val="TableGrid"/>
+        <w:tblW w:type="auto" w:w="0"/>
+        <w:tblLook w:firstColumn="1" w:firstRow="1" w:lastColumn="0" w:lastRow="0" w:noHBand="0" w:noVBand="1" w:val="04A0"/>
+      </w:tblPr>
+      <w:tblGrid>
+        <w:gridCol w:w="4320"/>
+        <w:gridCol w:w="4320"/>
+      </w:tblGrid>
+      <w:tr>
+        <w:tc>
+          <w:tcPr>
+            <w:tcW w:type="dxa" w:w="4320"/>
+            <w:shd w:fill="D9D9D9"/>
+          </w:tcPr>
+          <w:p>
+            <w:r>
+              <w:rPr>
+                <w:b/>
+              </w:rPr>
+              <w:t>文件</w:t>
+            </w:r>
+          </w:p>
+        </w:tc>
+        <w:tc>
+          <w:tcPr>
+            <w:tcW w:type="dxa" w:w="4320"/>
+            <w:shd w:fill="D9D9D9"/>
+          </w:tcPr>
+          <w:p>
+            <w:r>
+              <w:rPr>
+                <w:b/>
+              </w:rPr>
+              <w:t>作用</w:t>
+            </w:r>
+          </w:p>
+        </w:tc>
+      </w:tr>
+      <w:tr>
+        <w:tc>
+          <w:tcPr>
+            <w:tcW w:type="dxa" w:w="4320"/>
+          </w:tcPr>
+          <w:p>
+            <w:r>
+              <w:t>MainActivity.java</w:t>
+            </w:r>
+          </w:p>
+        </w:tc>
+        <w:tc>
+          <w:tcPr>
+            <w:tcW w:type="dxa" w:w="4320"/>
+          </w:tcPr>
+          <w:p>
+            <w:r>
+              <w:t>应用首页入口，Tab导航，新闻分类切换</w:t>
+            </w:r>
+          </w:p>
+        </w:tc>
+      </w:tr>
+      <w:tr>
+        <w:tc>
+          <w:tcPr>
+            <w:tcW w:type="dxa" w:w="4320"/>
+          </w:tcPr>
+          <w:p>
+            <w:r>
+              <w:t>LoginActivity.java</w:t>
+            </w:r>
+          </w:p>
+        </w:tc>
+        <w:tc>
+          <w:tcPr>
+            <w:tcW w:type="dxa" w:w="4320"/>
+          </w:tcPr>
+          <w:p>
+            <w:r>
+              <w:t>用户登录页面，验证用户名密码</w:t>
+            </w:r>
+          </w:p>
+        </w:tc>
+      </w:tr>
+      <w:tr>
+        <w:tc>
+          <w:tcPr>
+            <w:tcW w:type="dxa" w:w="4320"/>
+          </w:tcPr>
+          <w:p>
+            <w:r>
+              <w:t>RegisterActivity.java</w:t>
+            </w:r>
+          </w:p>
+        </w:tc>
+        <w:tc>
+          <w:tcPr>
+            <w:tcW w:type="dxa" w:w="4320"/>
+          </w:tcPr>
+          <w:p>
+            <w:r>
+              <w:t>用户注册页面，验证输入格式</w:t>
+            </w:r>
+          </w:p>
+        </w:tc>
+      </w:tr>
+      <w:tr>
+        <w:tc>
+          <w:tcPr>
+            <w:tcW w:type="dxa" w:w="4320"/>
+          </w:tcPr>
+          <w:p>
+            <w:r>
+              <w:t>NewsDetailsActivity.java</w:t>
+            </w:r>
+          </w:p>
+        </w:tc>
+        <w:tc>
+          <w:tcPr>
+            <w:tcW w:type="dxa" w:w="4320"/>
+          </w:tcPr>
+          <w:p>
+            <w:r>
+              <w:t>新闻详情展示，自动记录浏览历史</w:t>
+            </w:r>
+          </w:p>
+        </w:tc>
+      </w:tr>
+      <w:tr>
+        <w:tc>
+          <w:tcPr>
+            <w:tcW w:type="dxa" w:w="4320"/>
+          </w:tcPr>
+          <w:p>
+            <w:r>
+              <w:t>SearchResultActivity.java</w:t>
+            </w:r>
+          </w:p>
+        </w:tc>
+        <w:tc>
+          <w:tcPr>
+            <w:tcW w:type="dxa" w:w="4320"/>
+          </w:tcPr>
+          <w:p>
+            <w:r>
+              <w:t>新闻搜索功能</w:t>
+            </w:r>
+          </w:p>
+        </w:tc>
+      </w:tr>
+      <w:tr>
+        <w:tc>
+          <w:tcPr>
+            <w:tcW w:type="dxa" w:w="4320"/>
+          </w:tcPr>
+          <w:p>
+            <w:r>
+              <w:t>HistoryListActivity.java</w:t>
+            </w:r>
+          </w:p>
+        </w:tc>
+        <w:tc>
+          <w:tcPr>
+            <w:tcW w:type="dxa" w:w="4320"/>
+          </w:tcPr>
+          <w:p>
+            <w:r>
+              <w:t>浏览历史列表展示</w:t>
+            </w:r>
+          </w:p>
+        </w:tc>
+      </w:tr>
+      <w:tr>
+        <w:tc>
+          <w:tcPr>
+            <w:tcW w:type="dxa" w:w="4320"/>
+          </w:tcPr>
+          <w:p>
+            <w:r>
+              <w:t>UserDbHelper.java</w:t>
+            </w:r>
+          </w:p>
+        </w:tc>
+        <w:tc>
+          <w:tcPr>
+            <w:tcW w:type="dxa" w:w="4320"/>
+          </w:tcPr>
+          <w:p>
+            <w:r>
+              <w:t>用户数据库操作类，CRUD方法</w:t>
+            </w:r>
+          </w:p>
+        </w:tc>
+      </w:tr>
+      <w:tr>
+        <w:tc>
+          <w:tcPr>
+            <w:tcW w:type="dxa" w:w="4320"/>
+          </w:tcPr>
+          <w:p>
+            <w:r>
+              <w:t>HistoryDbHelper.java</w:t>
+            </w:r>
+          </w:p>
+        </w:tc>
+        <w:tc>
+          <w:tcPr>
+            <w:tcW w:type="dxa" w:w="4320"/>
+          </w:tcPr>
+          <w:p>
+            <w:r>
+              <w:t>历史记录数据库操作类</w:t>
+            </w:r>
+          </w:p>
+        </w:tc>
+      </w:tr>
+      <w:tr>
+        <w:tc>
+          <w:tcPr>
+            <w:tcW w:type="dxa" w:w="4320"/>
+          </w:tcPr>
+          <w:p>
+            <w:r>
+              <w:t>UserInfo.java</w:t>
+            </w:r>
+          </w:p>
+        </w:tc>
+        <w:tc>
+          <w:tcPr>
+            <w:tcW w:type="dxa" w:w="4320"/>
+          </w:tcPr>
+          <w:p>
+            <w:r>
+              <w:t>用户实体类和单例</w:t>
+            </w:r>
+          </w:p>
+        </w:tc>
+      </w:tr>
+      <w:tr>
+        <w:tc>
+          <w:tcPr>
+            <w:tcW w:type="dxa" w:w="4320"/>
+          </w:tcPr>
+          <w:p>
+            <w:r>
+              <w:t>NewsInfo.java</w:t>
+            </w:r>
+          </w:p>
+        </w:tc>
+        <w:tc>
+          <w:tcPr>
+            <w:tcW w:type="dxa" w:w="4320"/>
+          </w:tcPr>
+          <w:p>
+            <w:r>
+              <w:t>新闻实体类，Gson解析</w:t>
+            </w:r>
+          </w:p>
+        </w:tc>
+      </w:tr>
+      <w:tr>
+        <w:tc>
+          <w:tcPr>
+            <w:tcW w:type="dxa" w:w="4320"/>
+          </w:tcPr>
+          <w:p>
+            <w:r>
+              <w:t>NewsListAdapter.java</w:t>
+            </w:r>
+          </w:p>
+        </w:tc>
+        <w:tc>
+          <w:tcPr>
+            <w:tcW w:type="dxa" w:w="4320"/>
+          </w:tcPr>
+          <w:p>
+            <w:r>
+              <w:t>新闻列表适配器</w:t>
+            </w:r>
+          </w:p>
+        </w:tc>
+      </w:tr>
+    </w:tbl>
     <w:sectPr>
       <w:pgSz w:w="12240" w:h="15840"/>
       <w:pgMar w:top="1440" w:right="1800" w:bottom="1440" w:left="1800" w:header="720" w:footer="720" w:gutter="0"/>
@@ -1894,8 +4081,8 @@
     <w:qFormat/>
     <w:rsid w:val="00FC693F"/>
     <w:rPr>
-      <w:rFonts w:ascii="微软雅黑" w:hAnsi="微软雅黑"/>
-      <w:sz w:val="22"/>
+      <w:rFonts w:ascii="宋体" w:hAnsi="宋体"/>
+      <w:sz w:val="24"/>
     </w:rPr>
   </w:style>
   <w:style w:type="paragraph" w:styleId="Header">
